--- a/notes.docx
+++ b/notes.docx
@@ -2915,7 +2915,7 @@
       </w:pPr>
       <w:r>
         <w:rPr>
-          <w:color w:val="333333"/>
+          <w:color w:val="000000" w:themeColor="text1"/>
           <w:spacing w:val="3"/>
           <w:sz w:val="22"/>
           <w:szCs w:val="22"/>
@@ -2925,7 +2925,7 @@
       <w:r>
         <w:rPr>
           <w:rStyle w:val="mjx-char"/>
-          <w:color w:val="333333"/>
+          <w:color w:val="000000" w:themeColor="text1"/>
           <w:sz w:val="22"/>
           <w:szCs w:val="22"/>
           <w:bdr w:val="none" w:sz="0" w:space="0" w:color="auto" w:frame="1"/>
@@ -2934,7 +2934,7 @@
       </w:r>
       <w:r>
         <w:rPr>
-          <w:color w:val="333333"/>
+          <w:color w:val="000000" w:themeColor="text1"/>
           <w:spacing w:val="3"/>
           <w:sz w:val="22"/>
           <w:szCs w:val="22"/>
@@ -2946,7 +2946,7 @@
           <w:rStyle w:val="Strong"/>
           <w:b w:val="0"/>
           <w:bCs w:val="0"/>
-          <w:color w:val="333333"/>
+          <w:color w:val="000000" w:themeColor="text1"/>
           <w:spacing w:val="3"/>
           <w:sz w:val="22"/>
           <w:szCs w:val="22"/>
@@ -2955,7 +2955,7 @@
       </w:r>
       <w:r>
         <w:rPr>
-          <w:color w:val="333333"/>
+          <w:color w:val="000000" w:themeColor="text1"/>
           <w:spacing w:val="3"/>
           <w:sz w:val="22"/>
           <w:szCs w:val="22"/>
@@ -2964,7 +2964,7 @@
       </w:r>
       <w:r>
         <w:rPr>
-          <w:color w:val="333333"/>
+          <w:color w:val="000000" w:themeColor="text1"/>
           <w:spacing w:val="3"/>
           <w:sz w:val="22"/>
           <w:szCs w:val="22"/>
@@ -2974,7 +2974,7 @@
       <w:r>
         <w:rPr>
           <w:rStyle w:val="mjx-char"/>
-          <w:color w:val="333333"/>
+          <w:color w:val="000000" w:themeColor="text1"/>
           <w:sz w:val="22"/>
           <w:szCs w:val="22"/>
           <w:bdr w:val="none" w:sz="0" w:space="0" w:color="auto" w:frame="1"/>
@@ -2985,7 +2985,7 @@
         <w:rPr>
           <w:rStyle w:val="mjx-char"/>
           <w:rFonts w:ascii="Cambria Math" w:hAnsi="Cambria Math" w:cs="Cambria Math"/>
-          <w:color w:val="333333"/>
+          <w:color w:val="000000" w:themeColor="text1"/>
           <w:sz w:val="22"/>
           <w:szCs w:val="22"/>
           <w:bdr w:val="none" w:sz="0" w:space="0" w:color="auto" w:frame="1"/>
@@ -2995,7 +2995,7 @@
       <w:r>
         <w:rPr>
           <w:rStyle w:val="mjx-char"/>
-          <w:color w:val="333333"/>
+          <w:color w:val="000000" w:themeColor="text1"/>
           <w:sz w:val="22"/>
           <w:szCs w:val="22"/>
           <w:bdr w:val="none" w:sz="0" w:space="0" w:color="auto" w:frame="1"/>
@@ -3006,7 +3006,7 @@
       <w:r>
         <w:rPr>
           <w:rStyle w:val="mjx-char"/>
-          <w:color w:val="333333"/>
+          <w:color w:val="000000" w:themeColor="text1"/>
           <w:sz w:val="22"/>
           <w:szCs w:val="22"/>
           <w:bdr w:val="none" w:sz="0" w:space="0" w:color="auto" w:frame="1"/>
@@ -3017,7 +3017,7 @@
       <w:r>
         <w:rPr>
           <w:rStyle w:val="mjx-char"/>
-          <w:color w:val="333333"/>
+          <w:color w:val="000000" w:themeColor="text1"/>
           <w:sz w:val="22"/>
           <w:szCs w:val="22"/>
           <w:bdr w:val="none" w:sz="0" w:space="0" w:color="auto" w:frame="1"/>
@@ -3028,7 +3028,7 @@
         <w:rPr>
           <w:rStyle w:val="mjx-char"/>
           <w:rFonts w:ascii="Cambria Math" w:hAnsi="Cambria Math" w:cs="Cambria Math"/>
-          <w:color w:val="333333"/>
+          <w:color w:val="000000" w:themeColor="text1"/>
           <w:sz w:val="22"/>
           <w:szCs w:val="22"/>
           <w:bdr w:val="none" w:sz="0" w:space="0" w:color="auto" w:frame="1"/>
@@ -3038,7 +3038,7 @@
       <w:r>
         <w:rPr>
           <w:rStyle w:val="mjx-char"/>
-          <w:color w:val="333333"/>
+          <w:color w:val="000000" w:themeColor="text1"/>
           <w:sz w:val="22"/>
           <w:szCs w:val="22"/>
           <w:bdr w:val="none" w:sz="0" w:space="0" w:color="auto" w:frame="1"/>
@@ -3049,7 +3049,7 @@
       <w:r>
         <w:rPr>
           <w:rStyle w:val="mjx-char"/>
-          <w:color w:val="333333"/>
+          <w:color w:val="000000" w:themeColor="text1"/>
           <w:sz w:val="22"/>
           <w:szCs w:val="22"/>
           <w:bdr w:val="none" w:sz="0" w:space="0" w:color="auto" w:frame="1"/>
@@ -3060,7 +3060,7 @@
       <w:r>
         <w:rPr>
           <w:rStyle w:val="mjx-char"/>
-          <w:color w:val="333333"/>
+          <w:color w:val="000000" w:themeColor="text1"/>
           <w:sz w:val="22"/>
           <w:szCs w:val="22"/>
           <w:bdr w:val="none" w:sz="0" w:space="0" w:color="auto" w:frame="1"/>
@@ -3071,7 +3071,7 @@
         <w:rPr>
           <w:rStyle w:val="mjx-char"/>
           <w:rFonts w:ascii="Cambria Math" w:hAnsi="Cambria Math" w:cs="Cambria Math"/>
-          <w:color w:val="333333"/>
+          <w:color w:val="000000" w:themeColor="text1"/>
           <w:sz w:val="22"/>
           <w:szCs w:val="22"/>
           <w:bdr w:val="none" w:sz="0" w:space="0" w:color="auto" w:frame="1"/>
@@ -3081,7 +3081,7 @@
       <w:r>
         <w:rPr>
           <w:rStyle w:val="mjx-char"/>
-          <w:color w:val="333333"/>
+          <w:color w:val="000000" w:themeColor="text1"/>
           <w:sz w:val="22"/>
           <w:szCs w:val="22"/>
           <w:bdr w:val="none" w:sz="0" w:space="0" w:color="auto" w:frame="1"/>
@@ -3092,7 +3092,7 @@
       <w:r>
         <w:rPr>
           <w:rStyle w:val="mjx-char"/>
-          <w:color w:val="333333"/>
+          <w:color w:val="000000" w:themeColor="text1"/>
           <w:sz w:val="22"/>
           <w:szCs w:val="22"/>
           <w:bdr w:val="none" w:sz="0" w:space="0" w:color="auto" w:frame="1"/>
@@ -3103,7 +3103,7 @@
         <w:rPr>
           <w:rStyle w:val="mjx-char"/>
           <w:rFonts w:ascii="Cambria Math" w:hAnsi="Cambria Math" w:cs="Cambria Math"/>
-          <w:color w:val="333333"/>
+          <w:color w:val="000000" w:themeColor="text1"/>
           <w:sz w:val="22"/>
           <w:szCs w:val="22"/>
           <w:bdr w:val="none" w:sz="0" w:space="0" w:color="auto" w:frame="1"/>
@@ -3114,7 +3114,7 @@
       <w:r>
         <w:rPr>
           <w:rStyle w:val="mjx-char"/>
-          <w:color w:val="333333"/>
+          <w:color w:val="000000" w:themeColor="text1"/>
           <w:sz w:val="22"/>
           <w:szCs w:val="22"/>
           <w:bdr w:val="none" w:sz="0" w:space="0" w:color="auto" w:frame="1"/>
@@ -3125,7 +3125,7 @@
       <w:r>
         <w:rPr>
           <w:rStyle w:val="mjx-char"/>
-          <w:color w:val="333333"/>
+          <w:color w:val="000000" w:themeColor="text1"/>
           <w:sz w:val="22"/>
           <w:szCs w:val="22"/>
           <w:bdr w:val="none" w:sz="0" w:space="0" w:color="auto" w:frame="1"/>
@@ -3136,7 +3136,7 @@
       <w:r>
         <w:rPr>
           <w:rStyle w:val="mjx-char"/>
-          <w:color w:val="333333"/>
+          <w:color w:val="000000" w:themeColor="text1"/>
           <w:sz w:val="22"/>
           <w:szCs w:val="22"/>
           <w:bdr w:val="none" w:sz="0" w:space="0" w:color="auto" w:frame="1"/>
@@ -3146,7 +3146,7 @@
       <w:r>
         <w:rPr>
           <w:rStyle w:val="mjx-char"/>
-          <w:color w:val="333333"/>
+          <w:color w:val="000000" w:themeColor="text1"/>
           <w:sz w:val="22"/>
           <w:szCs w:val="22"/>
           <w:bdr w:val="none" w:sz="0" w:space="0" w:color="auto" w:frame="1"/>
@@ -3155,7 +3155,7 @@
       </w:r>
       <w:r>
         <w:rPr>
-          <w:color w:val="333333"/>
+          <w:color w:val="000000" w:themeColor="text1"/>
           <w:spacing w:val="3"/>
           <w:sz w:val="22"/>
           <w:szCs w:val="22"/>
@@ -3191,7 +3191,7 @@
           <w:rStyle w:val="Strong"/>
           <w:b w:val="0"/>
           <w:bCs w:val="0"/>
-          <w:color w:val="333333"/>
+          <w:color w:val="000000" w:themeColor="text1"/>
           <w:spacing w:val="3"/>
           <w:sz w:val="22"/>
           <w:szCs w:val="22"/>
@@ -3201,7 +3201,7 @@
       <w:r>
         <w:rPr>
           <w:rStyle w:val="Strong"/>
-          <w:color w:val="333333"/>
+          <w:color w:val="000000" w:themeColor="text1"/>
           <w:spacing w:val="3"/>
           <w:sz w:val="22"/>
           <w:szCs w:val="22"/>
@@ -3213,7 +3213,7 @@
           <w:rStyle w:val="Strong"/>
           <w:b w:val="0"/>
           <w:bCs w:val="0"/>
-          <w:color w:val="333333"/>
+          <w:color w:val="000000" w:themeColor="text1"/>
           <w:spacing w:val="3"/>
           <w:sz w:val="22"/>
           <w:szCs w:val="22"/>
@@ -3222,7 +3222,7 @@
       </w:r>
       <w:r>
         <w:rPr>
-          <w:color w:val="333333"/>
+          <w:color w:val="000000" w:themeColor="text1"/>
           <w:spacing w:val="3"/>
           <w:sz w:val="22"/>
           <w:szCs w:val="22"/>
@@ -3231,7 +3231,7 @@
       </w:r>
       <w:r>
         <w:rPr>
-          <w:color w:val="333333"/>
+          <w:color w:val="000000" w:themeColor="text1"/>
           <w:spacing w:val="3"/>
           <w:sz w:val="22"/>
           <w:szCs w:val="22"/>
@@ -3241,7 +3241,7 @@
       <w:r>
         <w:rPr>
           <w:rStyle w:val="mjx-char"/>
-          <w:color w:val="333333"/>
+          <w:color w:val="000000" w:themeColor="text1"/>
           <w:sz w:val="22"/>
           <w:szCs w:val="22"/>
           <w:bdr w:val="none" w:sz="0" w:space="0" w:color="auto" w:frame="1"/>
@@ -3250,7 +3250,7 @@
       </w:r>
       <w:r>
         <w:rPr>
-          <w:color w:val="333333"/>
+          <w:color w:val="000000" w:themeColor="text1"/>
           <w:spacing w:val="3"/>
           <w:sz w:val="22"/>
           <w:szCs w:val="22"/>
@@ -3260,7 +3260,7 @@
       <w:r>
         <w:rPr>
           <w:rStyle w:val="mjx-char"/>
-          <w:color w:val="333333"/>
+          <w:color w:val="000000" w:themeColor="text1"/>
           <w:sz w:val="22"/>
           <w:szCs w:val="22"/>
           <w:bdr w:val="none" w:sz="0" w:space="0" w:color="auto" w:frame="1"/>
@@ -3272,7 +3272,7 @@
         <w:rPr>
           <w:rStyle w:val="mjx-char"/>
           <w:rFonts w:ascii="Cambria Math" w:hAnsi="Cambria Math" w:cs="Cambria Math"/>
-          <w:color w:val="333333"/>
+          <w:color w:val="000000" w:themeColor="text1"/>
           <w:sz w:val="22"/>
           <w:szCs w:val="22"/>
           <w:bdr w:val="none" w:sz="0" w:space="0" w:color="auto" w:frame="1"/>
@@ -3282,7 +3282,7 @@
       <w:r>
         <w:rPr>
           <w:rStyle w:val="mjx-char"/>
-          <w:color w:val="333333"/>
+          <w:color w:val="000000" w:themeColor="text1"/>
           <w:sz w:val="22"/>
           <w:szCs w:val="22"/>
           <w:bdr w:val="none" w:sz="0" w:space="0" w:color="auto" w:frame="1"/>
@@ -3293,7 +3293,7 @@
       <w:r>
         <w:rPr>
           <w:rStyle w:val="mjx-char"/>
-          <w:color w:val="333333"/>
+          <w:color w:val="000000" w:themeColor="text1"/>
           <w:sz w:val="22"/>
           <w:szCs w:val="22"/>
           <w:bdr w:val="none" w:sz="0" w:space="0" w:color="auto" w:frame="1"/>
@@ -3302,7 +3302,7 @@
       </w:r>
       <w:r>
         <w:rPr>
-          <w:color w:val="333333"/>
+          <w:color w:val="000000" w:themeColor="text1"/>
           <w:spacing w:val="3"/>
           <w:sz w:val="22"/>
           <w:szCs w:val="22"/>
@@ -3326,7 +3326,7 @@
       </w:pPr>
       <w:r>
         <w:rPr>
-          <w:color w:val="333333"/>
+          <w:color w:val="000000" w:themeColor="text1"/>
           <w:spacing w:val="3"/>
           <w:sz w:val="22"/>
           <w:szCs w:val="22"/>
@@ -3338,7 +3338,7 @@
           <w:rStyle w:val="Strong"/>
           <w:b w:val="0"/>
           <w:bCs w:val="0"/>
-          <w:color w:val="333333"/>
+          <w:color w:val="000000" w:themeColor="text1"/>
           <w:spacing w:val="3"/>
           <w:sz w:val="22"/>
           <w:szCs w:val="22"/>
@@ -3348,7 +3348,7 @@
       <w:r>
         <w:rPr>
           <w:rStyle w:val="Strong"/>
-          <w:color w:val="333333"/>
+          <w:color w:val="000000" w:themeColor="text1"/>
           <w:spacing w:val="3"/>
           <w:sz w:val="22"/>
           <w:szCs w:val="22"/>
@@ -3360,7 +3360,7 @@
           <w:rStyle w:val="Strong"/>
           <w:b w:val="0"/>
           <w:bCs w:val="0"/>
-          <w:color w:val="333333"/>
+          <w:color w:val="000000" w:themeColor="text1"/>
           <w:spacing w:val="3"/>
           <w:sz w:val="22"/>
           <w:szCs w:val="22"/>
@@ -3369,7 +3369,7 @@
       </w:r>
       <w:r>
         <w:rPr>
-          <w:color w:val="333333"/>
+          <w:color w:val="000000" w:themeColor="text1"/>
           <w:spacing w:val="3"/>
           <w:sz w:val="22"/>
           <w:szCs w:val="22"/>
@@ -3378,7 +3378,7 @@
       </w:r>
       <w:r>
         <w:rPr>
-          <w:color w:val="333333"/>
+          <w:color w:val="000000" w:themeColor="text1"/>
           <w:spacing w:val="3"/>
           <w:sz w:val="22"/>
           <w:szCs w:val="22"/>
@@ -3388,7 +3388,7 @@
       <w:r>
         <w:rPr>
           <w:rStyle w:val="mjx-char"/>
-          <w:color w:val="333333"/>
+          <w:color w:val="000000" w:themeColor="text1"/>
           <w:sz w:val="22"/>
           <w:szCs w:val="22"/>
           <w:bdr w:val="none" w:sz="0" w:space="0" w:color="auto" w:frame="1"/>
@@ -3397,7 +3397,7 @@
       </w:r>
       <w:r>
         <w:rPr>
-          <w:color w:val="333333"/>
+          <w:color w:val="000000" w:themeColor="text1"/>
           <w:spacing w:val="3"/>
           <w:sz w:val="22"/>
           <w:szCs w:val="22"/>
@@ -3409,7 +3409,7 @@
           <w:rStyle w:val="Strong"/>
           <w:b w:val="0"/>
           <w:bCs w:val="0"/>
-          <w:color w:val="333333"/>
+          <w:color w:val="000000" w:themeColor="text1"/>
           <w:spacing w:val="3"/>
           <w:sz w:val="22"/>
           <w:szCs w:val="22"/>
@@ -3418,7 +3418,7 @@
       </w:r>
       <w:r>
         <w:rPr>
-          <w:color w:val="333333"/>
+          <w:color w:val="000000" w:themeColor="text1"/>
           <w:spacing w:val="3"/>
           <w:sz w:val="22"/>
           <w:szCs w:val="22"/>
@@ -3428,7 +3428,7 @@
       <w:r>
         <w:rPr>
           <w:rStyle w:val="mjx-char"/>
-          <w:color w:val="333333"/>
+          <w:color w:val="000000" w:themeColor="text1"/>
           <w:sz w:val="22"/>
           <w:szCs w:val="22"/>
           <w:bdr w:val="none" w:sz="0" w:space="0" w:color="auto" w:frame="1"/>
@@ -3437,28 +3437,26 @@
       </w:r>
       <w:r>
         <w:rPr>
-          <w:color w:val="333333"/>
+          <w:color w:val="000000" w:themeColor="text1"/>
           <w:spacing w:val="3"/>
           <w:sz w:val="22"/>
           <w:szCs w:val="22"/>
         </w:rPr>
         <w:t>, the number of successes in </w:t>
       </w:r>
-      <w:proofErr w:type="spellStart"/>
-      <w:r>
-        <w:rPr>
-          <w:rStyle w:val="mjx-char"/>
-          <w:color w:val="333333"/>
+      <w:r>
+        <w:rPr>
+          <w:rStyle w:val="mjx-char"/>
+          <w:color w:val="000000" w:themeColor="text1"/>
           <w:sz w:val="22"/>
           <w:szCs w:val="22"/>
           <w:bdr w:val="none" w:sz="0" w:space="0" w:color="auto" w:frame="1"/>
         </w:rPr>
         <w:t>n</w:t>
       </w:r>
-      <w:proofErr w:type="spellEnd"/>
-      <w:r>
-        <w:rPr>
-          <w:color w:val="333333"/>
+      <w:r>
+        <w:rPr>
+          <w:color w:val="000000" w:themeColor="text1"/>
           <w:spacing w:val="3"/>
           <w:sz w:val="22"/>
           <w:szCs w:val="22"/>
@@ -3468,7 +3466,7 @@
       <w:r>
         <w:rPr>
           <w:rStyle w:val="mjx-char"/>
-          <w:color w:val="333333"/>
+          <w:color w:val="000000" w:themeColor="text1"/>
           <w:sz w:val="22"/>
           <w:szCs w:val="22"/>
           <w:bdr w:val="none" w:sz="0" w:space="0" w:color="auto" w:frame="1"/>
@@ -3477,7 +3475,7 @@
       </w:r>
       <w:r>
         <w:rPr>
-          <w:color w:val="333333"/>
+          <w:color w:val="000000" w:themeColor="text1"/>
           <w:spacing w:val="3"/>
           <w:sz w:val="22"/>
           <w:szCs w:val="22"/>
@@ -3487,7 +3485,7 @@
       <w:r>
         <w:rPr>
           <w:rStyle w:val="mjx-char"/>
-          <w:color w:val="333333"/>
+          <w:color w:val="000000" w:themeColor="text1"/>
           <w:sz w:val="22"/>
           <w:szCs w:val="22"/>
           <w:bdr w:val="none" w:sz="0" w:space="0" w:color="auto" w:frame="1"/>
@@ -3496,7 +3494,7 @@
       </w:r>
       <w:r>
         <w:rPr>
-          <w:color w:val="333333"/>
+          <w:color w:val="000000" w:themeColor="text1"/>
           <w:spacing w:val="3"/>
           <w:sz w:val="22"/>
           <w:szCs w:val="22"/>
@@ -3506,7 +3504,7 @@
       <w:r>
         <w:rPr>
           <w:rStyle w:val="mjx-char"/>
-          <w:color w:val="333333"/>
+          <w:color w:val="000000" w:themeColor="text1"/>
           <w:sz w:val="22"/>
           <w:szCs w:val="22"/>
           <w:bdr w:val="none" w:sz="0" w:space="0" w:color="auto" w:frame="1"/>
@@ -3515,7 +3513,7 @@
       </w:r>
       <w:r>
         <w:rPr>
-          <w:color w:val="333333"/>
+          <w:color w:val="000000" w:themeColor="text1"/>
           <w:spacing w:val="3"/>
           <w:sz w:val="22"/>
           <w:szCs w:val="22"/>
@@ -3525,7 +3523,7 @@
       <w:r>
         <w:rPr>
           <w:rStyle w:val="mjx-char"/>
-          <w:color w:val="333333"/>
+          <w:color w:val="000000" w:themeColor="text1"/>
           <w:sz w:val="22"/>
           <w:szCs w:val="22"/>
           <w:bdr w:val="none" w:sz="0" w:space="0" w:color="auto" w:frame="1"/>
@@ -3536,7 +3534,7 @@
       <w:r>
         <w:rPr>
           <w:rStyle w:val="mjx-char"/>
-          <w:color w:val="333333"/>
+          <w:color w:val="000000" w:themeColor="text1"/>
           <w:sz w:val="22"/>
           <w:szCs w:val="22"/>
           <w:bdr w:val="none" w:sz="0" w:space="0" w:color="auto" w:frame="1"/>
@@ -3547,7 +3545,7 @@
       <w:r>
         <w:rPr>
           <w:rStyle w:val="mjx-char"/>
-          <w:color w:val="333333"/>
+          <w:color w:val="000000" w:themeColor="text1"/>
           <w:sz w:val="22"/>
           <w:szCs w:val="22"/>
           <w:bdr w:val="none" w:sz="0" w:space="0" w:color="auto" w:frame="1"/>
@@ -3556,7 +3554,7 @@
       </w:r>
       <w:r>
         <w:rPr>
-          <w:color w:val="333333"/>
+          <w:color w:val="000000" w:themeColor="text1"/>
           <w:spacing w:val="3"/>
           <w:sz w:val="22"/>
           <w:szCs w:val="22"/>
@@ -3580,7 +3578,7 @@
       </w:pPr>
       <w:r>
         <w:rPr>
-          <w:color w:val="333333"/>
+          <w:color w:val="000000" w:themeColor="text1"/>
           <w:spacing w:val="3"/>
           <w:sz w:val="22"/>
           <w:szCs w:val="22"/>
@@ -3593,7 +3591,7 @@
           <w:rStyle w:val="Strong"/>
           <w:b w:val="0"/>
           <w:bCs w:val="0"/>
-          <w:color w:val="333333"/>
+          <w:color w:val="000000" w:themeColor="text1"/>
           <w:spacing w:val="3"/>
           <w:sz w:val="22"/>
           <w:szCs w:val="22"/>
@@ -3603,7 +3601,7 @@
       <w:r>
         <w:rPr>
           <w:rStyle w:val="Strong"/>
-          <w:color w:val="333333"/>
+          <w:color w:val="000000" w:themeColor="text1"/>
           <w:spacing w:val="3"/>
           <w:sz w:val="22"/>
           <w:szCs w:val="22"/>
@@ -3615,7 +3613,7 @@
           <w:rStyle w:val="Strong"/>
           <w:b w:val="0"/>
           <w:bCs w:val="0"/>
-          <w:color w:val="333333"/>
+          <w:color w:val="000000" w:themeColor="text1"/>
           <w:spacing w:val="3"/>
           <w:sz w:val="22"/>
           <w:szCs w:val="22"/>
@@ -3627,7 +3625,7 @@
           <w:rStyle w:val="Strong"/>
           <w:b w:val="0"/>
           <w:bCs w:val="0"/>
-          <w:color w:val="333333"/>
+          <w:color w:val="000000" w:themeColor="text1"/>
           <w:spacing w:val="3"/>
           <w:sz w:val="22"/>
           <w:szCs w:val="22"/>
@@ -3637,7 +3635,7 @@
       <w:r>
         <w:rPr>
           <w:rStyle w:val="Strong"/>
-          <w:color w:val="333333"/>
+          <w:color w:val="000000" w:themeColor="text1"/>
           <w:spacing w:val="3"/>
           <w:sz w:val="22"/>
           <w:szCs w:val="22"/>
@@ -3646,7 +3644,7 @@
       </w:r>
       <w:r>
         <w:rPr>
-          <w:color w:val="333333"/>
+          <w:color w:val="000000" w:themeColor="text1"/>
           <w:spacing w:val="3"/>
           <w:sz w:val="22"/>
           <w:szCs w:val="22"/>
@@ -3656,7 +3654,7 @@
       <w:r>
         <w:rPr>
           <w:rStyle w:val="mjx-char"/>
-          <w:color w:val="333333"/>
+          <w:color w:val="000000" w:themeColor="text1"/>
           <w:sz w:val="22"/>
           <w:szCs w:val="22"/>
           <w:bdr w:val="none" w:sz="0" w:space="0" w:color="auto" w:frame="1"/>
@@ -3665,7 +3663,7 @@
       </w:r>
       <w:r>
         <w:rPr>
-          <w:color w:val="333333"/>
+          <w:color w:val="000000" w:themeColor="text1"/>
           <w:spacing w:val="3"/>
           <w:sz w:val="22"/>
           <w:szCs w:val="22"/>
@@ -3675,7 +3673,7 @@
       <w:r>
         <w:rPr>
           <w:rStyle w:val="mjx-char"/>
-          <w:color w:val="333333"/>
+          <w:color w:val="000000" w:themeColor="text1"/>
           <w:sz w:val="22"/>
           <w:szCs w:val="22"/>
           <w:bdr w:val="none" w:sz="0" w:space="0" w:color="auto" w:frame="1"/>
@@ -3686,7 +3684,7 @@
         <w:rPr>
           <w:rStyle w:val="mjx-char"/>
           <w:rFonts w:ascii="Cambria Math" w:hAnsi="Cambria Math" w:cs="Cambria Math"/>
-          <w:color w:val="333333"/>
+          <w:color w:val="000000" w:themeColor="text1"/>
           <w:sz w:val="22"/>
           <w:szCs w:val="22"/>
           <w:bdr w:val="none" w:sz="0" w:space="0" w:color="auto" w:frame="1"/>
@@ -3696,7 +3694,7 @@
       <w:r>
         <w:rPr>
           <w:rStyle w:val="mjx-char"/>
-          <w:color w:val="333333"/>
+          <w:color w:val="000000" w:themeColor="text1"/>
           <w:sz w:val="22"/>
           <w:szCs w:val="22"/>
           <w:bdr w:val="none" w:sz="0" w:space="0" w:color="auto" w:frame="1"/>
@@ -3707,7 +3705,7 @@
       <w:r>
         <w:rPr>
           <w:rStyle w:val="mjx-char"/>
-          <w:color w:val="333333"/>
+          <w:color w:val="000000" w:themeColor="text1"/>
           <w:sz w:val="22"/>
           <w:szCs w:val="22"/>
           <w:bdr w:val="none" w:sz="0" w:space="0" w:color="auto" w:frame="1"/>
@@ -3718,7 +3716,7 @@
       <w:r>
         <w:rPr>
           <w:rStyle w:val="mjx-char"/>
-          <w:color w:val="333333"/>
+          <w:color w:val="000000" w:themeColor="text1"/>
           <w:sz w:val="22"/>
           <w:szCs w:val="22"/>
           <w:bdr w:val="none" w:sz="0" w:space="0" w:color="auto" w:frame="1"/>
@@ -3727,7 +3725,7 @@
       </w:r>
       <w:r>
         <w:rPr>
-          <w:color w:val="333333"/>
+          <w:color w:val="000000" w:themeColor="text1"/>
           <w:spacing w:val="3"/>
           <w:sz w:val="22"/>
           <w:szCs w:val="22"/>
@@ -3737,7 +3735,7 @@
       <w:r>
         <w:rPr>
           <w:rStyle w:val="mjx-char"/>
-          <w:color w:val="333333"/>
+          <w:color w:val="000000" w:themeColor="text1"/>
           <w:sz w:val="22"/>
           <w:szCs w:val="22"/>
           <w:bdr w:val="none" w:sz="0" w:space="0" w:color="auto" w:frame="1"/>
@@ -3746,7 +3744,7 @@
       </w:r>
       <w:r>
         <w:rPr>
-          <w:color w:val="333333"/>
+          <w:color w:val="000000" w:themeColor="text1"/>
           <w:spacing w:val="3"/>
           <w:sz w:val="22"/>
           <w:szCs w:val="22"/>
@@ -3756,7 +3754,7 @@
       <w:r>
         <w:rPr>
           <w:rStyle w:val="mjx-char"/>
-          <w:color w:val="333333"/>
+          <w:color w:val="000000" w:themeColor="text1"/>
           <w:sz w:val="22"/>
           <w:szCs w:val="22"/>
           <w:bdr w:val="none" w:sz="0" w:space="0" w:color="auto" w:frame="1"/>
@@ -3765,7 +3763,7 @@
       </w:r>
       <w:r>
         <w:rPr>
-          <w:color w:val="333333"/>
+          <w:color w:val="000000" w:themeColor="text1"/>
           <w:spacing w:val="3"/>
           <w:sz w:val="22"/>
           <w:szCs w:val="22"/>
@@ -3775,7 +3773,7 @@
       <w:proofErr w:type="spellStart"/>
       <w:r>
         <w:rPr>
-          <w:color w:val="333333"/>
+          <w:color w:val="000000" w:themeColor="text1"/>
           <w:spacing w:val="3"/>
           <w:sz w:val="22"/>
           <w:szCs w:val="22"/>
@@ -3785,7 +3783,7 @@
       <w:proofErr w:type="spellEnd"/>
       <w:r>
         <w:rPr>
-          <w:color w:val="333333"/>
+          <w:color w:val="000000" w:themeColor="text1"/>
           <w:spacing w:val="3"/>
           <w:sz w:val="22"/>
           <w:szCs w:val="22"/>
@@ -3795,7 +3793,7 @@
       <w:r>
         <w:rPr>
           <w:rStyle w:val="mjx-char"/>
-          <w:color w:val="333333"/>
+          <w:color w:val="000000" w:themeColor="text1"/>
           <w:sz w:val="22"/>
           <w:szCs w:val="22"/>
           <w:bdr w:val="none" w:sz="0" w:space="0" w:color="auto" w:frame="1"/>
@@ -3804,7 +3802,7 @@
       </w:r>
       <w:r>
         <w:rPr>
-          <w:color w:val="333333"/>
+          <w:color w:val="000000" w:themeColor="text1"/>
           <w:spacing w:val="3"/>
           <w:sz w:val="22"/>
           <w:szCs w:val="22"/>
@@ -3828,7 +3826,7 @@
       </w:pPr>
       <w:r>
         <w:rPr>
-          <w:color w:val="333333"/>
+          <w:color w:val="000000" w:themeColor="text1"/>
           <w:spacing w:val="3"/>
           <w:sz w:val="22"/>
           <w:szCs w:val="22"/>
@@ -3840,7 +3838,7 @@
           <w:rStyle w:val="Strong"/>
           <w:b w:val="0"/>
           <w:bCs w:val="0"/>
-          <w:color w:val="333333"/>
+          <w:color w:val="000000" w:themeColor="text1"/>
           <w:spacing w:val="3"/>
           <w:sz w:val="22"/>
           <w:szCs w:val="22"/>
@@ -3852,7 +3850,7 @@
           <w:rStyle w:val="Strong"/>
           <w:b w:val="0"/>
           <w:bCs w:val="0"/>
-          <w:color w:val="333333"/>
+          <w:color w:val="000000" w:themeColor="text1"/>
           <w:spacing w:val="3"/>
           <w:sz w:val="22"/>
           <w:szCs w:val="22"/>
@@ -3862,7 +3860,7 @@
       <w:r>
         <w:rPr>
           <w:rStyle w:val="Strong"/>
-          <w:color w:val="333333"/>
+          <w:color w:val="000000" w:themeColor="text1"/>
           <w:spacing w:val="3"/>
           <w:sz w:val="22"/>
           <w:szCs w:val="22"/>
@@ -3871,7 +3869,7 @@
       </w:r>
       <w:r>
         <w:rPr>
-          <w:color w:val="333333"/>
+          <w:color w:val="000000" w:themeColor="text1"/>
           <w:spacing w:val="3"/>
           <w:sz w:val="22"/>
           <w:szCs w:val="22"/>
@@ -3881,7 +3879,9 @@
       <w:r>
         <w:rPr>
           <w:rStyle w:val="Strong"/>
-          <w:color w:val="333333"/>
+          <w:b w:val="0"/>
+          <w:bCs w:val="0"/>
+          <w:color w:val="000000" w:themeColor="text1"/>
           <w:spacing w:val="3"/>
           <w:sz w:val="22"/>
           <w:szCs w:val="22"/>
@@ -3890,7 +3890,7 @@
       </w:r>
       <w:r>
         <w:rPr>
-          <w:color w:val="333333"/>
+          <w:color w:val="000000" w:themeColor="text1"/>
           <w:spacing w:val="3"/>
           <w:sz w:val="22"/>
           <w:szCs w:val="22"/>
@@ -3900,7 +3900,7 @@
       <w:r>
         <w:rPr>
           <w:rStyle w:val="mjx-char"/>
-          <w:color w:val="333333"/>
+          <w:color w:val="000000" w:themeColor="text1"/>
           <w:sz w:val="22"/>
           <w:szCs w:val="22"/>
           <w:bdr w:val="none" w:sz="0" w:space="0" w:color="auto" w:frame="1"/>
@@ -3909,7 +3909,7 @@
       </w:r>
       <w:r>
         <w:rPr>
-          <w:color w:val="333333"/>
+          <w:color w:val="000000" w:themeColor="text1"/>
           <w:spacing w:val="3"/>
           <w:sz w:val="22"/>
           <w:szCs w:val="22"/>
@@ -3919,7 +3919,7 @@
       <w:r>
         <w:rPr>
           <w:rStyle w:val="mjx-char"/>
-          <w:color w:val="333333"/>
+          <w:color w:val="000000" w:themeColor="text1"/>
           <w:sz w:val="22"/>
           <w:szCs w:val="22"/>
           <w:bdr w:val="none" w:sz="0" w:space="0" w:color="auto" w:frame="1"/>
@@ -3930,7 +3930,7 @@
       <w:r>
         <w:rPr>
           <w:rStyle w:val="mjx-char"/>
-          <w:color w:val="333333"/>
+          <w:color w:val="000000" w:themeColor="text1"/>
           <w:sz w:val="22"/>
           <w:szCs w:val="22"/>
           <w:bdr w:val="none" w:sz="0" w:space="0" w:color="auto" w:frame="1"/>
@@ -3941,7 +3941,7 @@
       <w:r>
         <w:rPr>
           <w:rStyle w:val="mjx-char"/>
-          <w:color w:val="333333"/>
+          <w:color w:val="000000" w:themeColor="text1"/>
           <w:sz w:val="22"/>
           <w:szCs w:val="22"/>
           <w:bdr w:val="none" w:sz="0" w:space="0" w:color="auto" w:frame="1"/>
@@ -3950,7 +3950,7 @@
       </w:r>
       <w:r>
         <w:rPr>
-          <w:color w:val="333333"/>
+          <w:color w:val="000000" w:themeColor="text1"/>
           <w:spacing w:val="3"/>
           <w:sz w:val="22"/>
           <w:szCs w:val="22"/>
@@ -3960,7 +3960,7 @@
       <w:r>
         <w:rPr>
           <w:rStyle w:val="mjx-char"/>
-          <w:color w:val="333333"/>
+          <w:color w:val="000000" w:themeColor="text1"/>
           <w:sz w:val="22"/>
           <w:szCs w:val="22"/>
           <w:bdr w:val="none" w:sz="0" w:space="0" w:color="auto" w:frame="1"/>
@@ -3969,7 +3969,7 @@
       </w:r>
       <w:r>
         <w:rPr>
-          <w:color w:val="333333"/>
+          <w:color w:val="000000" w:themeColor="text1"/>
           <w:spacing w:val="3"/>
           <w:sz w:val="22"/>
           <w:szCs w:val="22"/>
@@ -3979,7 +3979,7 @@
       <w:r>
         <w:rPr>
           <w:rStyle w:val="mjx-char"/>
-          <w:color w:val="333333"/>
+          <w:color w:val="000000" w:themeColor="text1"/>
           <w:sz w:val="22"/>
           <w:szCs w:val="22"/>
           <w:bdr w:val="none" w:sz="0" w:space="0" w:color="auto" w:frame="1"/>
@@ -3988,7 +3988,7 @@
       </w:r>
       <w:r>
         <w:rPr>
-          <w:color w:val="333333"/>
+          <w:color w:val="000000" w:themeColor="text1"/>
           <w:spacing w:val="3"/>
           <w:sz w:val="22"/>
           <w:szCs w:val="22"/>
@@ -3998,7 +3998,7 @@
       <w:r>
         <w:rPr>
           <w:rStyle w:val="mjx-char"/>
-          <w:color w:val="333333"/>
+          <w:color w:val="000000" w:themeColor="text1"/>
           <w:sz w:val="22"/>
           <w:szCs w:val="22"/>
           <w:bdr w:val="none" w:sz="0" w:space="0" w:color="auto" w:frame="1"/>
@@ -4007,7 +4007,7 @@
       </w:r>
       <w:r>
         <w:rPr>
-          <w:color w:val="333333"/>
+          <w:color w:val="000000" w:themeColor="text1"/>
           <w:spacing w:val="3"/>
           <w:sz w:val="22"/>
           <w:szCs w:val="22"/>
@@ -4017,7 +4017,7 @@
       <w:r>
         <w:rPr>
           <w:rStyle w:val="mjx-char"/>
-          <w:color w:val="333333"/>
+          <w:color w:val="000000" w:themeColor="text1"/>
           <w:sz w:val="22"/>
           <w:szCs w:val="22"/>
           <w:bdr w:val="none" w:sz="0" w:space="0" w:color="auto" w:frame="1"/>
@@ -4026,7 +4026,7 @@
       </w:r>
       <w:r>
         <w:rPr>
-          <w:color w:val="333333"/>
+          <w:color w:val="000000" w:themeColor="text1"/>
           <w:spacing w:val="3"/>
           <w:sz w:val="22"/>
           <w:szCs w:val="22"/>
@@ -4046,12 +4046,366 @@
       </w:pPr>
       <w:r>
         <w:rPr>
-          <w:color w:val="333333"/>
+          <w:color w:val="000000" w:themeColor="text1"/>
           <w:spacing w:val="3"/>
           <w:sz w:val="22"/>
           <w:szCs w:val="22"/>
         </w:rPr>
         <w:t xml:space="preserve">Chapter 4: </w:t>
+      </w:r>
+      <w:r>
+        <w:rPr>
+          <w:color w:val="000000" w:themeColor="text1"/>
+          <w:spacing w:val="3"/>
+          <w:sz w:val="22"/>
+          <w:szCs w:val="22"/>
+        </w:rPr>
+        <w:t>Balance and Squen</w:t>
+      </w:r>
+      <w:r>
+        <w:rPr>
+          <w:color w:val="000000" w:themeColor="text1"/>
+          <w:spacing w:val="3"/>
+          <w:sz w:val="22"/>
+          <w:szCs w:val="22"/>
+        </w:rPr>
+        <w:t>tiality in Bayesian Analyses</w:t>
+      </w:r>
+    </w:p>
+    <w:p>
+      <w:pPr>
+        <w:pStyle w:val="ListParagraph"/>
+        <w:numPr>
+          <w:ilvl w:val="0"/>
+          <w:numId w:val="3"/>
+        </w:numPr>
+        <w:spacing w:beforeAutospacing="1" w:afterAutospacing="1"/>
+        <w:rPr>
+          <w:color w:val="000000" w:themeColor="text1"/>
+          <w:spacing w:val="3"/>
+          <w:sz w:val="22"/>
+          <w:szCs w:val="22"/>
+        </w:rPr>
+      </w:pPr>
+      <w:r>
+        <w:rPr>
+          <w:color w:val="000000" w:themeColor="text1"/>
+          <w:spacing w:val="3"/>
+          <w:sz w:val="22"/>
+          <w:szCs w:val="22"/>
+          <w:shd w:val="clear" w:color="auto" w:fill="FFFFFF"/>
+        </w:rPr>
+        <w:t>T</w:t>
+      </w:r>
+      <w:r>
+        <w:rPr>
+          <w:color w:val="000000" w:themeColor="text1"/>
+          <w:spacing w:val="3"/>
+          <w:sz w:val="22"/>
+          <w:szCs w:val="22"/>
+          <w:shd w:val="clear" w:color="auto" w:fill="FFFFFF"/>
+        </w:rPr>
+        <w:t xml:space="preserve">he grid delivers a very important Bayesian punchline: no matter the strength of and </w:t>
+      </w:r>
+      <w:r>
+        <w:rPr>
+          <w:color w:val="000000" w:themeColor="text1"/>
+          <w:spacing w:val="3"/>
+          <w:sz w:val="22"/>
+          <w:szCs w:val="22"/>
+          <w:shd w:val="clear" w:color="auto" w:fill="FFFFFF"/>
+        </w:rPr>
+        <w:t>discrepancies among their prior understanding of </w:t>
+      </w:r>
+      <w:r>
+        <w:rPr>
+          <w:rStyle w:val="mjx-char"/>
+          <w:color w:val="000000" w:themeColor="text1"/>
+          <w:sz w:val="22"/>
+          <w:szCs w:val="22"/>
+          <w:bdr w:val="none" w:sz="0" w:space="0" w:color="auto" w:frame="1"/>
+          <w:shd w:val="clear" w:color="auto" w:fill="FFFFFF"/>
+        </w:rPr>
+        <w:t>π</w:t>
+      </w:r>
+      <w:r>
+        <w:rPr>
+          <w:color w:val="000000" w:themeColor="text1"/>
+          <w:spacing w:val="3"/>
+          <w:sz w:val="22"/>
+          <w:szCs w:val="22"/>
+          <w:shd w:val="clear" w:color="auto" w:fill="FFFFFF"/>
+        </w:rPr>
+        <w:t>, three analysts will come to a common posterior understanding in light of strong data.</w:t>
+      </w:r>
+    </w:p>
+    <w:p>
+      <w:pPr>
+        <w:pStyle w:val="ListParagraph"/>
+        <w:numPr>
+          <w:ilvl w:val="0"/>
+          <w:numId w:val="3"/>
+        </w:numPr>
+        <w:spacing w:beforeAutospacing="1" w:afterAutospacing="1"/>
+        <w:rPr>
+          <w:color w:val="000000" w:themeColor="text1"/>
+          <w:spacing w:val="3"/>
+          <w:sz w:val="22"/>
+          <w:szCs w:val="22"/>
+        </w:rPr>
+      </w:pPr>
+      <w:r>
+        <w:rPr>
+          <w:color w:val="000000" w:themeColor="text1"/>
+          <w:spacing w:val="3"/>
+          <w:sz w:val="22"/>
+          <w:szCs w:val="22"/>
+        </w:rPr>
+        <w:t>Chapter Summary</w:t>
+      </w:r>
+    </w:p>
+    <w:p>
+      <w:pPr>
+        <w:pStyle w:val="ListParagraph"/>
+        <w:numPr>
+          <w:ilvl w:val="1"/>
+          <w:numId w:val="3"/>
+        </w:numPr>
+        <w:spacing w:beforeAutospacing="1" w:afterAutospacing="1"/>
+        <w:rPr>
+          <w:color w:val="000000" w:themeColor="text1"/>
+          <w:spacing w:val="3"/>
+          <w:sz w:val="22"/>
+          <w:szCs w:val="22"/>
+        </w:rPr>
+      </w:pPr>
+      <w:r>
+        <w:rPr>
+          <w:rStyle w:val="Strong"/>
+          <w:b w:val="0"/>
+          <w:bCs w:val="0"/>
+          <w:color w:val="000000" w:themeColor="text1"/>
+          <w:spacing w:val="3"/>
+          <w:sz w:val="22"/>
+          <w:szCs w:val="22"/>
+        </w:rPr>
+        <w:t>Prior influence</w:t>
+      </w:r>
+      <w:r>
+        <w:rPr>
+          <w:color w:val="000000" w:themeColor="text1"/>
+          <w:spacing w:val="3"/>
+          <w:sz w:val="22"/>
+          <w:szCs w:val="22"/>
+        </w:rPr>
+        <w:t xml:space="preserve">: </w:t>
+      </w:r>
+      <w:r>
+        <w:rPr>
+          <w:color w:val="000000" w:themeColor="text1"/>
+          <w:spacing w:val="3"/>
+          <w:sz w:val="22"/>
+          <w:szCs w:val="22"/>
+        </w:rPr>
+        <w:t>The less </w:t>
+      </w:r>
+      <w:r>
+        <w:rPr>
+          <w:rStyle w:val="Strong"/>
+          <w:b w:val="0"/>
+          <w:bCs w:val="0"/>
+          <w:color w:val="000000" w:themeColor="text1"/>
+          <w:spacing w:val="3"/>
+          <w:sz w:val="22"/>
+          <w:szCs w:val="22"/>
+        </w:rPr>
+        <w:t>vague</w:t>
+      </w:r>
+      <w:r>
+        <w:rPr>
+          <w:color w:val="000000" w:themeColor="text1"/>
+          <w:spacing w:val="3"/>
+          <w:sz w:val="22"/>
+          <w:szCs w:val="22"/>
+        </w:rPr>
+        <w:t> and more </w:t>
+      </w:r>
+      <w:r>
+        <w:rPr>
+          <w:rStyle w:val="Strong"/>
+          <w:b w:val="0"/>
+          <w:bCs w:val="0"/>
+          <w:color w:val="000000" w:themeColor="text1"/>
+          <w:spacing w:val="3"/>
+          <w:sz w:val="22"/>
+          <w:szCs w:val="22"/>
+        </w:rPr>
+        <w:t>informative</w:t>
+      </w:r>
+      <w:r>
+        <w:rPr>
+          <w:color w:val="000000" w:themeColor="text1"/>
+          <w:spacing w:val="3"/>
+          <w:sz w:val="22"/>
+          <w:szCs w:val="22"/>
+        </w:rPr>
+        <w:t> the prior, i.e., the greater our prior certainty, the more influence the prior has over the posterior.</w:t>
+      </w:r>
+    </w:p>
+    <w:p>
+      <w:pPr>
+        <w:pStyle w:val="NormalWeb"/>
+        <w:numPr>
+          <w:ilvl w:val="1"/>
+          <w:numId w:val="3"/>
+        </w:numPr>
+        <w:shd w:val="clear" w:color="auto" w:fill="FFFFFF"/>
+        <w:spacing w:before="0" w:beforeAutospacing="0" w:after="204" w:afterAutospacing="0"/>
+        <w:rPr>
+          <w:color w:val="000000" w:themeColor="text1"/>
+          <w:spacing w:val="3"/>
+          <w:sz w:val="22"/>
+          <w:szCs w:val="22"/>
+        </w:rPr>
+      </w:pPr>
+      <w:r>
+        <w:rPr>
+          <w:rStyle w:val="Strong"/>
+          <w:b w:val="0"/>
+          <w:bCs w:val="0"/>
+          <w:color w:val="000000" w:themeColor="text1"/>
+          <w:spacing w:val="3"/>
+          <w:sz w:val="22"/>
+          <w:szCs w:val="22"/>
+        </w:rPr>
+        <w:t>Data influence</w:t>
+      </w:r>
+      <w:r>
+        <w:rPr>
+          <w:color w:val="000000" w:themeColor="text1"/>
+          <w:spacing w:val="3"/>
+          <w:sz w:val="22"/>
+          <w:szCs w:val="22"/>
+        </w:rPr>
+        <w:t xml:space="preserve">: </w:t>
+      </w:r>
+      <w:r>
+        <w:rPr>
+          <w:color w:val="000000" w:themeColor="text1"/>
+          <w:spacing w:val="3"/>
+          <w:sz w:val="22"/>
+          <w:szCs w:val="22"/>
+        </w:rPr>
+        <w:t>The more data we have, the more influence the data has over the posterior. Thus, if they have </w:t>
+      </w:r>
+      <w:r>
+        <w:rPr>
+          <w:rStyle w:val="Emphasis"/>
+          <w:color w:val="000000" w:themeColor="text1"/>
+          <w:spacing w:val="3"/>
+          <w:sz w:val="22"/>
+          <w:szCs w:val="22"/>
+        </w:rPr>
+        <w:t>ample</w:t>
+      </w:r>
+      <w:r>
+        <w:rPr>
+          <w:color w:val="000000" w:themeColor="text1"/>
+          <w:spacing w:val="3"/>
+          <w:sz w:val="22"/>
+          <w:szCs w:val="22"/>
+        </w:rPr>
+        <w:t> data, two researchers with different priors will have similar posteriors.</w:t>
+      </w:r>
+    </w:p>
+    <w:p>
+      <w:pPr>
+        <w:pStyle w:val="NormalWeb"/>
+        <w:numPr>
+          <w:ilvl w:val="1"/>
+          <w:numId w:val="3"/>
+        </w:numPr>
+        <w:shd w:val="clear" w:color="auto" w:fill="FFFFFF"/>
+        <w:spacing w:before="0" w:beforeAutospacing="0" w:after="204" w:afterAutospacing="0"/>
+        <w:rPr>
+          <w:color w:val="000000" w:themeColor="text1"/>
+          <w:spacing w:val="3"/>
+          <w:sz w:val="22"/>
+          <w:szCs w:val="22"/>
+        </w:rPr>
+      </w:pPr>
+      <w:r>
+        <w:rPr>
+          <w:color w:val="000000" w:themeColor="text1"/>
+          <w:spacing w:val="3"/>
+          <w:sz w:val="22"/>
+          <w:szCs w:val="22"/>
+        </w:rPr>
+        <w:t>Further, we saw that in a </w:t>
+      </w:r>
+      <w:r>
+        <w:rPr>
+          <w:rStyle w:val="Strong"/>
+          <w:b w:val="0"/>
+          <w:bCs w:val="0"/>
+          <w:color w:val="000000" w:themeColor="text1"/>
+          <w:spacing w:val="3"/>
+          <w:sz w:val="22"/>
+          <w:szCs w:val="22"/>
+        </w:rPr>
+        <w:t>sequential Bayesian analysis</w:t>
+      </w:r>
+      <w:r>
+        <w:rPr>
+          <w:color w:val="000000" w:themeColor="text1"/>
+          <w:spacing w:val="3"/>
+          <w:sz w:val="22"/>
+          <w:szCs w:val="22"/>
+        </w:rPr>
+        <w:t>, we incrementally update our posterior model as more and more data come in. The final destination of this posterior is not impacted by the order in which we observe this data (i.e., the posterior is </w:t>
+      </w:r>
+      <w:r>
+        <w:rPr>
+          <w:rStyle w:val="Strong"/>
+          <w:b w:val="0"/>
+          <w:bCs w:val="0"/>
+          <w:color w:val="000000" w:themeColor="text1"/>
+          <w:spacing w:val="3"/>
+          <w:sz w:val="22"/>
+          <w:szCs w:val="22"/>
+        </w:rPr>
+        <w:t>data</w:t>
+      </w:r>
+      <w:r>
+        <w:rPr>
+          <w:rStyle w:val="Strong"/>
+          <w:color w:val="000000" w:themeColor="text1"/>
+          <w:spacing w:val="3"/>
+          <w:sz w:val="22"/>
+          <w:szCs w:val="22"/>
+        </w:rPr>
+        <w:t xml:space="preserve"> </w:t>
+      </w:r>
+      <w:r>
+        <w:rPr>
+          <w:rStyle w:val="Strong"/>
+          <w:b w:val="0"/>
+          <w:bCs w:val="0"/>
+          <w:color w:val="000000" w:themeColor="text1"/>
+          <w:spacing w:val="3"/>
+          <w:sz w:val="22"/>
+          <w:szCs w:val="22"/>
+        </w:rPr>
+        <w:t>order invariant</w:t>
+      </w:r>
+      <w:r>
+        <w:rPr>
+          <w:color w:val="000000" w:themeColor="text1"/>
+          <w:spacing w:val="3"/>
+          <w:sz w:val="22"/>
+          <w:szCs w:val="22"/>
+        </w:rPr>
+        <w:t>) or whether we observe the data in one big dump or incrementally.</w:t>
       </w:r>
     </w:p>
     <w:p>
@@ -4458,6 +4812,155 @@
     </w:lvl>
   </w:abstractNum>
   <w:abstractNum w:abstractNumId="3" w15:restartNumberingAfterBreak="0">
+    <w:nsid w:val="4779283F"/>
+    <w:multiLevelType w:val="multilevel"/>
+    <w:tmpl w:val="43103E9E"/>
+    <w:lvl w:ilvl="0">
+      <w:start w:val="1"/>
+      <w:numFmt w:val="bullet"/>
+      <w:lvlText w:val=""/>
+      <w:lvlJc w:val="left"/>
+      <w:pPr>
+        <w:tabs>
+          <w:tab w:val="num" w:pos="720"/>
+        </w:tabs>
+        <w:ind w:left="720" w:hanging="360"/>
+      </w:pPr>
+      <w:rPr>
+        <w:rFonts w:ascii="Wingdings" w:hAnsi="Wingdings" w:hint="default"/>
+        <w:sz w:val="20"/>
+      </w:rPr>
+    </w:lvl>
+    <w:lvl w:ilvl="1" w:tentative="1">
+      <w:start w:val="1"/>
+      <w:numFmt w:val="bullet"/>
+      <w:lvlText w:val=""/>
+      <w:lvlJc w:val="left"/>
+      <w:pPr>
+        <w:tabs>
+          <w:tab w:val="num" w:pos="1440"/>
+        </w:tabs>
+        <w:ind w:left="1440" w:hanging="360"/>
+      </w:pPr>
+      <w:rPr>
+        <w:rFonts w:ascii="Wingdings" w:hAnsi="Wingdings" w:hint="default"/>
+        <w:sz w:val="20"/>
+      </w:rPr>
+    </w:lvl>
+    <w:lvl w:ilvl="2" w:tentative="1">
+      <w:start w:val="1"/>
+      <w:numFmt w:val="bullet"/>
+      <w:lvlText w:val=""/>
+      <w:lvlJc w:val="left"/>
+      <w:pPr>
+        <w:tabs>
+          <w:tab w:val="num" w:pos="2160"/>
+        </w:tabs>
+        <w:ind w:left="2160" w:hanging="360"/>
+      </w:pPr>
+      <w:rPr>
+        <w:rFonts w:ascii="Wingdings" w:hAnsi="Wingdings" w:hint="default"/>
+        <w:sz w:val="20"/>
+      </w:rPr>
+    </w:lvl>
+    <w:lvl w:ilvl="3" w:tentative="1">
+      <w:start w:val="1"/>
+      <w:numFmt w:val="bullet"/>
+      <w:lvlText w:val=""/>
+      <w:lvlJc w:val="left"/>
+      <w:pPr>
+        <w:tabs>
+          <w:tab w:val="num" w:pos="2880"/>
+        </w:tabs>
+        <w:ind w:left="2880" w:hanging="360"/>
+      </w:pPr>
+      <w:rPr>
+        <w:rFonts w:ascii="Wingdings" w:hAnsi="Wingdings" w:hint="default"/>
+        <w:sz w:val="20"/>
+      </w:rPr>
+    </w:lvl>
+    <w:lvl w:ilvl="4" w:tentative="1">
+      <w:start w:val="1"/>
+      <w:numFmt w:val="bullet"/>
+      <w:lvlText w:val=""/>
+      <w:lvlJc w:val="left"/>
+      <w:pPr>
+        <w:tabs>
+          <w:tab w:val="num" w:pos="3600"/>
+        </w:tabs>
+        <w:ind w:left="3600" w:hanging="360"/>
+      </w:pPr>
+      <w:rPr>
+        <w:rFonts w:ascii="Wingdings" w:hAnsi="Wingdings" w:hint="default"/>
+        <w:sz w:val="20"/>
+      </w:rPr>
+    </w:lvl>
+    <w:lvl w:ilvl="5" w:tentative="1">
+      <w:start w:val="1"/>
+      <w:numFmt w:val="bullet"/>
+      <w:lvlText w:val=""/>
+      <w:lvlJc w:val="left"/>
+      <w:pPr>
+        <w:tabs>
+          <w:tab w:val="num" w:pos="4320"/>
+        </w:tabs>
+        <w:ind w:left="4320" w:hanging="360"/>
+      </w:pPr>
+      <w:rPr>
+        <w:rFonts w:ascii="Wingdings" w:hAnsi="Wingdings" w:hint="default"/>
+        <w:sz w:val="20"/>
+      </w:rPr>
+    </w:lvl>
+    <w:lvl w:ilvl="6" w:tentative="1">
+      <w:start w:val="1"/>
+      <w:numFmt w:val="bullet"/>
+      <w:lvlText w:val=""/>
+      <w:lvlJc w:val="left"/>
+      <w:pPr>
+        <w:tabs>
+          <w:tab w:val="num" w:pos="5040"/>
+        </w:tabs>
+        <w:ind w:left="5040" w:hanging="360"/>
+      </w:pPr>
+      <w:rPr>
+        <w:rFonts w:ascii="Wingdings" w:hAnsi="Wingdings" w:hint="default"/>
+        <w:sz w:val="20"/>
+      </w:rPr>
+    </w:lvl>
+    <w:lvl w:ilvl="7" w:tentative="1">
+      <w:start w:val="1"/>
+      <w:numFmt w:val="bullet"/>
+      <w:lvlText w:val=""/>
+      <w:lvlJc w:val="left"/>
+      <w:pPr>
+        <w:tabs>
+          <w:tab w:val="num" w:pos="5760"/>
+        </w:tabs>
+        <w:ind w:left="5760" w:hanging="360"/>
+      </w:pPr>
+      <w:rPr>
+        <w:rFonts w:ascii="Wingdings" w:hAnsi="Wingdings" w:hint="default"/>
+        <w:sz w:val="20"/>
+      </w:rPr>
+    </w:lvl>
+    <w:lvl w:ilvl="8" w:tentative="1">
+      <w:start w:val="1"/>
+      <w:numFmt w:val="bullet"/>
+      <w:lvlText w:val=""/>
+      <w:lvlJc w:val="left"/>
+      <w:pPr>
+        <w:tabs>
+          <w:tab w:val="num" w:pos="6480"/>
+        </w:tabs>
+        <w:ind w:left="6480" w:hanging="360"/>
+      </w:pPr>
+      <w:rPr>
+        <w:rFonts w:ascii="Wingdings" w:hAnsi="Wingdings" w:hint="default"/>
+        <w:sz w:val="20"/>
+      </w:rPr>
+    </w:lvl>
+  </w:abstractNum>
+  <w:abstractNum w:abstractNumId="4" w15:restartNumberingAfterBreak="0">
     <w:nsid w:val="48FE6C46"/>
     <w:multiLevelType w:val="multilevel"/>
     <w:tmpl w:val="F9B659E0"/>
@@ -4606,7 +5109,7 @@
       </w:rPr>
     </w:lvl>
   </w:abstractNum>
-  <w:abstractNum w:abstractNumId="4" w15:restartNumberingAfterBreak="0">
+  <w:abstractNum w:abstractNumId="5" w15:restartNumberingAfterBreak="0">
     <w:nsid w:val="5ACB5B39"/>
     <w:multiLevelType w:val="hybridMultilevel"/>
     <w:tmpl w:val="08867286"/>
@@ -4718,7 +5221,7 @@
       </w:rPr>
     </w:lvl>
   </w:abstractNum>
-  <w:abstractNum w:abstractNumId="5" w15:restartNumberingAfterBreak="0">
+  <w:abstractNum w:abstractNumId="6" w15:restartNumberingAfterBreak="0">
     <w:nsid w:val="5E9C4F62"/>
     <w:multiLevelType w:val="multilevel"/>
     <w:tmpl w:val="3C40C8BA"/>
@@ -4831,7 +5334,7 @@
       </w:pPr>
     </w:lvl>
   </w:abstractNum>
-  <w:abstractNum w:abstractNumId="6" w15:restartNumberingAfterBreak="0">
+  <w:abstractNum w:abstractNumId="7" w15:restartNumberingAfterBreak="0">
     <w:nsid w:val="64E56D76"/>
     <w:multiLevelType w:val="hybridMultilevel"/>
     <w:tmpl w:val="987099C6"/>
@@ -4919,7 +5422,7 @@
       </w:pPr>
     </w:lvl>
   </w:abstractNum>
-  <w:abstractNum w:abstractNumId="7" w15:restartNumberingAfterBreak="0">
+  <w:abstractNum w:abstractNumId="8" w15:restartNumberingAfterBreak="0">
     <w:nsid w:val="6E9C28AE"/>
     <w:multiLevelType w:val="multilevel"/>
     <w:tmpl w:val="C71E3D26"/>
@@ -5032,7 +5535,7 @@
       </w:pPr>
     </w:lvl>
   </w:abstractNum>
-  <w:abstractNum w:abstractNumId="8" w15:restartNumberingAfterBreak="0">
+  <w:abstractNum w:abstractNumId="9" w15:restartNumberingAfterBreak="0">
     <w:nsid w:val="76CA72F1"/>
     <w:multiLevelType w:val="multilevel"/>
     <w:tmpl w:val="8EF02330"/>
@@ -5182,31 +5685,34 @@
     </w:lvl>
   </w:abstractNum>
   <w:num w:numId="1" w16cid:durableId="1342194977">
-    <w:abstractNumId w:val="4"/>
+    <w:abstractNumId w:val="5"/>
   </w:num>
   <w:num w:numId="2" w16cid:durableId="1327518737">
-    <w:abstractNumId w:val="6"/>
+    <w:abstractNumId w:val="7"/>
   </w:num>
   <w:num w:numId="3" w16cid:durableId="259221159">
     <w:abstractNumId w:val="1"/>
   </w:num>
   <w:num w:numId="4" w16cid:durableId="746608386">
-    <w:abstractNumId w:val="8"/>
+    <w:abstractNumId w:val="9"/>
   </w:num>
   <w:num w:numId="5" w16cid:durableId="133067903">
     <w:abstractNumId w:val="2"/>
   </w:num>
   <w:num w:numId="6" w16cid:durableId="150220007">
-    <w:abstractNumId w:val="5"/>
+    <w:abstractNumId w:val="6"/>
   </w:num>
   <w:num w:numId="7" w16cid:durableId="558053480">
-    <w:abstractNumId w:val="3"/>
+    <w:abstractNumId w:val="4"/>
   </w:num>
   <w:num w:numId="8" w16cid:durableId="1689984628">
     <w:abstractNumId w:val="0"/>
   </w:num>
   <w:num w:numId="9" w16cid:durableId="364184363">
-    <w:abstractNumId w:val="7"/>
+    <w:abstractNumId w:val="8"/>
+  </w:num>
+  <w:num w:numId="10" w16cid:durableId="1654750466">
+    <w:abstractNumId w:val="3"/>
   </w:num>
 </w:numbering>
 </file>
@@ -6155,7 +6661,6 @@
     <w:name w:val="Normal (Web)"/>
     <w:basedOn w:val="Normal"/>
     <w:uiPriority w:val="99"/>
-    <w:semiHidden/>
     <w:unhideWhenUsed/>
     <w:rsid w:val="00A762F5"/>
     <w:pPr>

--- a/notes.docx
+++ b/notes.docx
@@ -2698,6 +2698,14 @@
         </w:rPr>
         <w:t>Chapter 3: The Beta Binomial Bayesian Model</w:t>
       </w:r>
+      <w:r>
+        <w:rPr>
+          <w:color w:val="000000" w:themeColor="text1"/>
+          <w:sz w:val="22"/>
+          <w:szCs w:val="22"/>
+        </w:rPr>
+        <w:t xml:space="preserve"> – 6/3</w:t>
+      </w:r>
     </w:p>
     <w:p>
       <w:pPr>
@@ -4070,6 +4078,15 @@
           <w:szCs w:val="22"/>
         </w:rPr>
         <w:t>tiality in Bayesian Analyses</w:t>
+      </w:r>
+      <w:r>
+        <w:rPr>
+          <w:color w:val="000000" w:themeColor="text1"/>
+          <w:spacing w:val="3"/>
+          <w:sz w:val="22"/>
+          <w:szCs w:val="22"/>
+        </w:rPr>
+        <w:t xml:space="preserve"> – 6/4</w:t>
       </w:r>
     </w:p>
     <w:p>
@@ -4407,6 +4424,887 @@
         </w:rPr>
         <w:t>) or whether we observe the data in one big dump or incrementally.</w:t>
       </w:r>
+    </w:p>
+    <w:p>
+      <w:pPr>
+        <w:pStyle w:val="NormalWeb"/>
+        <w:shd w:val="clear" w:color="auto" w:fill="FFFFFF"/>
+        <w:spacing w:before="0" w:beforeAutospacing="0" w:after="204" w:afterAutospacing="0"/>
+        <w:rPr>
+          <w:color w:val="000000" w:themeColor="text1"/>
+          <w:spacing w:val="3"/>
+          <w:sz w:val="22"/>
+          <w:szCs w:val="22"/>
+        </w:rPr>
+      </w:pPr>
+    </w:p>
+    <w:p>
+      <w:pPr>
+        <w:pStyle w:val="NormalWeb"/>
+        <w:shd w:val="clear" w:color="auto" w:fill="FFFFFF"/>
+        <w:spacing w:before="0" w:beforeAutospacing="0" w:after="204" w:afterAutospacing="0"/>
+        <w:rPr>
+          <w:color w:val="000000" w:themeColor="text1"/>
+          <w:spacing w:val="3"/>
+          <w:sz w:val="22"/>
+          <w:szCs w:val="22"/>
+        </w:rPr>
+      </w:pPr>
+      <w:r>
+        <w:rPr>
+          <w:color w:val="000000" w:themeColor="text1"/>
+          <w:spacing w:val="3"/>
+          <w:sz w:val="22"/>
+          <w:szCs w:val="22"/>
+        </w:rPr>
+        <w:t xml:space="preserve">Chapter 6: </w:t>
+      </w:r>
+      <w:r>
+        <w:rPr>
+          <w:color w:val="000000" w:themeColor="text1"/>
+          <w:spacing w:val="3"/>
+          <w:sz w:val="22"/>
+          <w:szCs w:val="22"/>
+        </w:rPr>
+        <w:t>Approximating the Posterior</w:t>
+      </w:r>
+    </w:p>
+    <w:p>
+      <w:pPr>
+        <w:pStyle w:val="NormalWeb"/>
+        <w:numPr>
+          <w:ilvl w:val="0"/>
+          <w:numId w:val="3"/>
+        </w:numPr>
+        <w:shd w:val="clear" w:color="auto" w:fill="FFFFFF"/>
+        <w:spacing w:before="0" w:beforeAutospacing="0" w:after="204" w:afterAutospacing="0"/>
+        <w:rPr>
+          <w:color w:val="000000" w:themeColor="text1"/>
+          <w:spacing w:val="3"/>
+          <w:sz w:val="22"/>
+          <w:szCs w:val="22"/>
+        </w:rPr>
+      </w:pPr>
+      <w:r>
+        <w:rPr>
+          <w:color w:val="000000" w:themeColor="text1"/>
+          <w:spacing w:val="3"/>
+          <w:sz w:val="22"/>
+          <w:szCs w:val="22"/>
+          <w:shd w:val="clear" w:color="auto" w:fill="ECECEC"/>
+        </w:rPr>
+        <w:t>MCMC simulation produce</w:t>
+      </w:r>
+      <w:r>
+        <w:rPr>
+          <w:color w:val="000000" w:themeColor="text1"/>
+          <w:spacing w:val="3"/>
+          <w:sz w:val="22"/>
+          <w:szCs w:val="22"/>
+          <w:shd w:val="clear" w:color="auto" w:fill="ECECEC"/>
+        </w:rPr>
+        <w:t xml:space="preserve">s </w:t>
+      </w:r>
+      <w:r>
+        <w:rPr>
+          <w:color w:val="000000" w:themeColor="text1"/>
+          <w:spacing w:val="3"/>
+          <w:sz w:val="22"/>
+          <w:szCs w:val="22"/>
+          <w:shd w:val="clear" w:color="auto" w:fill="ECECEC"/>
+        </w:rPr>
+        <w:t>a </w:t>
+      </w:r>
+      <w:r>
+        <w:rPr>
+          <w:rStyle w:val="Emphasis"/>
+          <w:color w:val="000000" w:themeColor="text1"/>
+          <w:spacing w:val="3"/>
+          <w:sz w:val="22"/>
+          <w:szCs w:val="22"/>
+          <w:shd w:val="clear" w:color="auto" w:fill="ECECEC"/>
+        </w:rPr>
+        <w:t>chain</w:t>
+      </w:r>
+      <w:r>
+        <w:rPr>
+          <w:color w:val="000000" w:themeColor="text1"/>
+          <w:spacing w:val="3"/>
+          <w:sz w:val="22"/>
+          <w:szCs w:val="22"/>
+          <w:shd w:val="clear" w:color="auto" w:fill="ECECEC"/>
+        </w:rPr>
+        <w:t> of </w:t>
+      </w:r>
+      <w:r>
+        <w:rPr>
+          <w:rStyle w:val="mjx-char"/>
+          <w:color w:val="000000" w:themeColor="text1"/>
+          <w:sz w:val="22"/>
+          <w:szCs w:val="22"/>
+          <w:bdr w:val="none" w:sz="0" w:space="0" w:color="auto" w:frame="1"/>
+          <w:shd w:val="clear" w:color="auto" w:fill="ECECEC"/>
+        </w:rPr>
+        <w:t>N</w:t>
+      </w:r>
+      <w:r>
+        <w:rPr>
+          <w:color w:val="000000" w:themeColor="text1"/>
+          <w:spacing w:val="3"/>
+          <w:sz w:val="22"/>
+          <w:szCs w:val="22"/>
+          <w:shd w:val="clear" w:color="auto" w:fill="ECECEC"/>
+        </w:rPr>
+        <w:t> </w:t>
+      </w:r>
+      <w:r>
+        <w:rPr>
+          <w:rStyle w:val="Strong"/>
+          <w:b w:val="0"/>
+          <w:bCs w:val="0"/>
+          <w:color w:val="000000" w:themeColor="text1"/>
+          <w:spacing w:val="3"/>
+          <w:sz w:val="22"/>
+          <w:szCs w:val="22"/>
+          <w:shd w:val="clear" w:color="auto" w:fill="ECECEC"/>
+        </w:rPr>
+        <w:t>dependent</w:t>
+      </w:r>
+      <w:r>
+        <w:rPr>
+          <w:color w:val="000000" w:themeColor="text1"/>
+          <w:spacing w:val="3"/>
+          <w:sz w:val="22"/>
+          <w:szCs w:val="22"/>
+          <w:shd w:val="clear" w:color="auto" w:fill="ECECEC"/>
+        </w:rPr>
+        <w:t> </w:t>
+      </w:r>
+      <w:r>
+        <w:rPr>
+          <w:rStyle w:val="mjx-char"/>
+          <w:color w:val="000000" w:themeColor="text1"/>
+          <w:sz w:val="22"/>
+          <w:szCs w:val="22"/>
+          <w:bdr w:val="none" w:sz="0" w:space="0" w:color="auto" w:frame="1"/>
+          <w:shd w:val="clear" w:color="auto" w:fill="ECECEC"/>
+        </w:rPr>
+        <w:t>θ</w:t>
+      </w:r>
+      <w:r>
+        <w:rPr>
+          <w:color w:val="000000" w:themeColor="text1"/>
+          <w:spacing w:val="3"/>
+          <w:sz w:val="22"/>
+          <w:szCs w:val="22"/>
+          <w:shd w:val="clear" w:color="auto" w:fill="ECECEC"/>
+        </w:rPr>
+        <w:t> values, </w:t>
+      </w:r>
+      <w:r>
+        <w:rPr>
+          <w:rStyle w:val="mjx-char"/>
+          <w:color w:val="000000" w:themeColor="text1"/>
+          <w:sz w:val="22"/>
+          <w:szCs w:val="22"/>
+          <w:bdr w:val="none" w:sz="0" w:space="0" w:color="auto" w:frame="1"/>
+          <w:shd w:val="clear" w:color="auto" w:fill="ECECEC"/>
+        </w:rPr>
+        <w:t>{θ(1</w:t>
+      </w:r>
+      <w:proofErr w:type="gramStart"/>
+      <w:r>
+        <w:rPr>
+          <w:rStyle w:val="mjx-char"/>
+          <w:color w:val="000000" w:themeColor="text1"/>
+          <w:sz w:val="22"/>
+          <w:szCs w:val="22"/>
+          <w:bdr w:val="none" w:sz="0" w:space="0" w:color="auto" w:frame="1"/>
+          <w:shd w:val="clear" w:color="auto" w:fill="ECECEC"/>
+        </w:rPr>
+        <w:t>),θ</w:t>
+      </w:r>
+      <w:proofErr w:type="gramEnd"/>
+      <w:r>
+        <w:rPr>
+          <w:rStyle w:val="mjx-char"/>
+          <w:color w:val="000000" w:themeColor="text1"/>
+          <w:sz w:val="22"/>
+          <w:szCs w:val="22"/>
+          <w:bdr w:val="none" w:sz="0" w:space="0" w:color="auto" w:frame="1"/>
+          <w:shd w:val="clear" w:color="auto" w:fill="ECECEC"/>
+        </w:rPr>
+        <w:t>(2</w:t>
+      </w:r>
+      <w:proofErr w:type="gramStart"/>
+      <w:r>
+        <w:rPr>
+          <w:rStyle w:val="mjx-char"/>
+          <w:color w:val="000000" w:themeColor="text1"/>
+          <w:sz w:val="22"/>
+          <w:szCs w:val="22"/>
+          <w:bdr w:val="none" w:sz="0" w:space="0" w:color="auto" w:frame="1"/>
+          <w:shd w:val="clear" w:color="auto" w:fill="ECECEC"/>
+        </w:rPr>
+        <w:t>),…</w:t>
+      </w:r>
+      <w:proofErr w:type="gramEnd"/>
+      <w:r>
+        <w:rPr>
+          <w:rStyle w:val="mjx-char"/>
+          <w:color w:val="000000" w:themeColor="text1"/>
+          <w:sz w:val="22"/>
+          <w:szCs w:val="22"/>
+          <w:bdr w:val="none" w:sz="0" w:space="0" w:color="auto" w:frame="1"/>
+          <w:shd w:val="clear" w:color="auto" w:fill="ECECEC"/>
+        </w:rPr>
+        <w:t>,θ(N)}</w:t>
+      </w:r>
+      <w:r>
+        <w:rPr>
+          <w:color w:val="000000" w:themeColor="text1"/>
+          <w:spacing w:val="3"/>
+          <w:sz w:val="22"/>
+          <w:szCs w:val="22"/>
+          <w:shd w:val="clear" w:color="auto" w:fill="ECECEC"/>
+        </w:rPr>
+        <w:t>, which are </w:t>
+      </w:r>
+      <w:r>
+        <w:rPr>
+          <w:rStyle w:val="Strong"/>
+          <w:b w:val="0"/>
+          <w:bCs w:val="0"/>
+          <w:color w:val="000000" w:themeColor="text1"/>
+          <w:spacing w:val="3"/>
+          <w:sz w:val="22"/>
+          <w:szCs w:val="22"/>
+          <w:shd w:val="clear" w:color="auto" w:fill="ECECEC"/>
+        </w:rPr>
+        <w:t>not</w:t>
+      </w:r>
+      <w:r>
+        <w:rPr>
+          <w:color w:val="000000" w:themeColor="text1"/>
+          <w:spacing w:val="3"/>
+          <w:sz w:val="22"/>
+          <w:szCs w:val="22"/>
+          <w:shd w:val="clear" w:color="auto" w:fill="ECECEC"/>
+        </w:rPr>
+        <w:t> drawn from the posterior pdf </w:t>
+      </w:r>
+      <w:r>
+        <w:rPr>
+          <w:rStyle w:val="mjx-char"/>
+          <w:color w:val="000000" w:themeColor="text1"/>
+          <w:sz w:val="22"/>
+          <w:szCs w:val="22"/>
+          <w:bdr w:val="none" w:sz="0" w:space="0" w:color="auto" w:frame="1"/>
+          <w:shd w:val="clear" w:color="auto" w:fill="ECECEC"/>
+        </w:rPr>
+        <w:t>f(</w:t>
+      </w:r>
+      <w:proofErr w:type="spellStart"/>
+      <w:r>
+        <w:rPr>
+          <w:rStyle w:val="mjx-char"/>
+          <w:color w:val="000000" w:themeColor="text1"/>
+          <w:sz w:val="22"/>
+          <w:szCs w:val="22"/>
+          <w:bdr w:val="none" w:sz="0" w:space="0" w:color="auto" w:frame="1"/>
+          <w:shd w:val="clear" w:color="auto" w:fill="ECECEC"/>
+        </w:rPr>
+        <w:t>θ|y</w:t>
+      </w:r>
+      <w:proofErr w:type="spellEnd"/>
+      <w:r>
+        <w:rPr>
+          <w:rStyle w:val="mjx-char"/>
+          <w:color w:val="000000" w:themeColor="text1"/>
+          <w:sz w:val="22"/>
+          <w:szCs w:val="22"/>
+          <w:bdr w:val="none" w:sz="0" w:space="0" w:color="auto" w:frame="1"/>
+          <w:shd w:val="clear" w:color="auto" w:fill="ECECEC"/>
+        </w:rPr>
+        <w:t>)</w:t>
+      </w:r>
+      <w:r>
+        <w:rPr>
+          <w:color w:val="000000" w:themeColor="text1"/>
+          <w:spacing w:val="3"/>
+          <w:sz w:val="22"/>
+          <w:szCs w:val="22"/>
+          <w:shd w:val="clear" w:color="auto" w:fill="ECECEC"/>
+        </w:rPr>
+        <w:t>.</w:t>
+      </w:r>
+    </w:p>
+    <w:p>
+      <w:pPr>
+        <w:pStyle w:val="NormalWeb"/>
+        <w:numPr>
+          <w:ilvl w:val="0"/>
+          <w:numId w:val="3"/>
+        </w:numPr>
+        <w:shd w:val="clear" w:color="auto" w:fill="FFFFFF"/>
+        <w:spacing w:before="0" w:beforeAutospacing="0" w:after="204" w:afterAutospacing="0"/>
+        <w:rPr>
+          <w:rStyle w:val="Strong"/>
+          <w:b w:val="0"/>
+          <w:bCs w:val="0"/>
+          <w:color w:val="000000" w:themeColor="text1"/>
+          <w:spacing w:val="3"/>
+          <w:sz w:val="22"/>
+          <w:szCs w:val="22"/>
+        </w:rPr>
+      </w:pPr>
+      <w:r>
+        <w:rPr>
+          <w:color w:val="000000" w:themeColor="text1"/>
+          <w:spacing w:val="3"/>
+          <w:sz w:val="22"/>
+          <w:szCs w:val="22"/>
+          <w:shd w:val="clear" w:color="auto" w:fill="FFFFFF"/>
+        </w:rPr>
+        <w:t>There are two essential steps to all </w:t>
+      </w:r>
+      <w:proofErr w:type="spellStart"/>
+      <w:r>
+        <w:rPr>
+          <w:rStyle w:val="Strong"/>
+          <w:b w:val="0"/>
+          <w:bCs w:val="0"/>
+          <w:color w:val="000000" w:themeColor="text1"/>
+          <w:spacing w:val="3"/>
+          <w:sz w:val="22"/>
+          <w:szCs w:val="22"/>
+          <w:shd w:val="clear" w:color="auto" w:fill="FFFFFF"/>
+        </w:rPr>
+        <w:t>rstan</w:t>
+      </w:r>
+      <w:proofErr w:type="spellEnd"/>
+      <w:r>
+        <w:rPr>
+          <w:color w:val="000000" w:themeColor="text1"/>
+          <w:spacing w:val="3"/>
+          <w:sz w:val="22"/>
+          <w:szCs w:val="22"/>
+          <w:shd w:val="clear" w:color="auto" w:fill="FFFFFF"/>
+        </w:rPr>
+        <w:t> analyses: (1) </w:t>
+      </w:r>
+      <w:r>
+        <w:rPr>
+          <w:rStyle w:val="Strong"/>
+          <w:b w:val="0"/>
+          <w:bCs w:val="0"/>
+          <w:color w:val="000000" w:themeColor="text1"/>
+          <w:spacing w:val="3"/>
+          <w:sz w:val="22"/>
+          <w:szCs w:val="22"/>
+          <w:shd w:val="clear" w:color="auto" w:fill="FFFFFF"/>
+        </w:rPr>
+        <w:t>define the Bayesian model structur</w:t>
+      </w:r>
+      <w:r>
+        <w:rPr>
+          <w:rStyle w:val="Strong"/>
+          <w:color w:val="000000" w:themeColor="text1"/>
+          <w:spacing w:val="3"/>
+          <w:sz w:val="22"/>
+          <w:szCs w:val="22"/>
+          <w:shd w:val="clear" w:color="auto" w:fill="FFFFFF"/>
+        </w:rPr>
+        <w:t>e</w:t>
+      </w:r>
+      <w:r>
+        <w:rPr>
+          <w:color w:val="000000" w:themeColor="text1"/>
+          <w:spacing w:val="3"/>
+          <w:sz w:val="22"/>
+          <w:szCs w:val="22"/>
+          <w:shd w:val="clear" w:color="auto" w:fill="FFFFFF"/>
+        </w:rPr>
+        <w:t> in </w:t>
+      </w:r>
+      <w:proofErr w:type="spellStart"/>
+      <w:r>
+        <w:rPr>
+          <w:rStyle w:val="Strong"/>
+          <w:b w:val="0"/>
+          <w:bCs w:val="0"/>
+          <w:color w:val="000000" w:themeColor="text1"/>
+          <w:spacing w:val="3"/>
+          <w:sz w:val="22"/>
+          <w:szCs w:val="22"/>
+          <w:shd w:val="clear" w:color="auto" w:fill="FFFFFF"/>
+        </w:rPr>
+        <w:t>rstan</w:t>
+      </w:r>
+      <w:proofErr w:type="spellEnd"/>
+      <w:r>
+        <w:rPr>
+          <w:color w:val="000000" w:themeColor="text1"/>
+          <w:spacing w:val="3"/>
+          <w:sz w:val="22"/>
+          <w:szCs w:val="22"/>
+          <w:shd w:val="clear" w:color="auto" w:fill="FFFFFF"/>
+        </w:rPr>
+        <w:t> notation and (2) </w:t>
+      </w:r>
+      <w:r>
+        <w:rPr>
+          <w:rStyle w:val="Strong"/>
+          <w:b w:val="0"/>
+          <w:bCs w:val="0"/>
+          <w:color w:val="000000" w:themeColor="text1"/>
+          <w:spacing w:val="3"/>
+          <w:sz w:val="22"/>
+          <w:szCs w:val="22"/>
+          <w:shd w:val="clear" w:color="auto" w:fill="FFFFFF"/>
+        </w:rPr>
+        <w:t>simulate the posterior</w:t>
+      </w:r>
+    </w:p>
+    <w:p>
+      <w:pPr>
+        <w:pStyle w:val="NormalWeb"/>
+        <w:numPr>
+          <w:ilvl w:val="0"/>
+          <w:numId w:val="3"/>
+        </w:numPr>
+        <w:shd w:val="clear" w:color="auto" w:fill="FFFFFF"/>
+        <w:spacing w:before="0" w:beforeAutospacing="0" w:after="204" w:afterAutospacing="0"/>
+        <w:rPr>
+          <w:color w:val="000000" w:themeColor="text1"/>
+          <w:spacing w:val="3"/>
+          <w:sz w:val="22"/>
+          <w:szCs w:val="22"/>
+        </w:rPr>
+      </w:pPr>
+      <w:r>
+        <w:rPr>
+          <w:color w:val="000000" w:themeColor="text1"/>
+          <w:spacing w:val="3"/>
+          <w:sz w:val="22"/>
+          <w:szCs w:val="22"/>
+        </w:rPr>
+        <w:t>I</w:t>
+      </w:r>
+      <w:r>
+        <w:rPr>
+          <w:color w:val="000000" w:themeColor="text1"/>
+          <w:spacing w:val="3"/>
+          <w:sz w:val="22"/>
+          <w:szCs w:val="22"/>
+        </w:rPr>
+        <w:t>n a “good” Markov chain simulation, the variability across all parallel chains combined will be roughly comparable to the variability within any individual chain</w:t>
+      </w:r>
+      <w:r>
+        <w:rPr>
+          <w:color w:val="000000" w:themeColor="text1"/>
+          <w:spacing w:val="3"/>
+          <w:sz w:val="22"/>
+          <w:szCs w:val="22"/>
+        </w:rPr>
+        <w:t>.</w:t>
+      </w:r>
+    </w:p>
+    <w:p>
+      <w:pPr>
+        <w:pStyle w:val="NormalWeb"/>
+        <w:numPr>
+          <w:ilvl w:val="0"/>
+          <w:numId w:val="3"/>
+        </w:numPr>
+        <w:shd w:val="clear" w:color="auto" w:fill="FFFFFF"/>
+        <w:spacing w:before="0" w:beforeAutospacing="0" w:after="204" w:afterAutospacing="0"/>
+        <w:rPr>
+          <w:color w:val="000000" w:themeColor="text1"/>
+          <w:spacing w:val="3"/>
+          <w:sz w:val="22"/>
+          <w:szCs w:val="22"/>
+        </w:rPr>
+      </w:pPr>
+      <w:r>
+        <w:rPr>
+          <w:color w:val="000000" w:themeColor="text1"/>
+          <w:spacing w:val="3"/>
+          <w:sz w:val="22"/>
+          <w:szCs w:val="22"/>
+        </w:rPr>
+        <w:t>Chapter Summary</w:t>
+      </w:r>
+    </w:p>
+    <w:p>
+      <w:pPr>
+        <w:numPr>
+          <w:ilvl w:val="1"/>
+          <w:numId w:val="3"/>
+        </w:numPr>
+        <w:shd w:val="clear" w:color="auto" w:fill="FFFFFF"/>
+        <w:spacing w:beforeAutospacing="1" w:afterAutospacing="1"/>
+        <w:rPr>
+          <w:color w:val="000000" w:themeColor="text1"/>
+          <w:spacing w:val="3"/>
+          <w:sz w:val="22"/>
+          <w:szCs w:val="22"/>
+        </w:rPr>
+      </w:pPr>
+      <w:r>
+        <w:rPr>
+          <w:rStyle w:val="Strong"/>
+          <w:b w:val="0"/>
+          <w:bCs w:val="0"/>
+          <w:color w:val="000000" w:themeColor="text1"/>
+          <w:spacing w:val="3"/>
+          <w:sz w:val="22"/>
+          <w:szCs w:val="22"/>
+        </w:rPr>
+        <w:t>Grid</w:t>
+      </w:r>
+      <w:r>
+        <w:rPr>
+          <w:rStyle w:val="Strong"/>
+          <w:color w:val="000000" w:themeColor="text1"/>
+          <w:spacing w:val="3"/>
+          <w:sz w:val="22"/>
+          <w:szCs w:val="22"/>
+        </w:rPr>
+        <w:t xml:space="preserve"> </w:t>
+      </w:r>
+      <w:r>
+        <w:rPr>
+          <w:rStyle w:val="Strong"/>
+          <w:b w:val="0"/>
+          <w:bCs w:val="0"/>
+          <w:color w:val="000000" w:themeColor="text1"/>
+          <w:spacing w:val="3"/>
+          <w:sz w:val="22"/>
+          <w:szCs w:val="22"/>
+        </w:rPr>
+        <w:t>approximation</w:t>
+      </w:r>
+      <w:r>
+        <w:rPr>
+          <w:color w:val="000000" w:themeColor="text1"/>
+          <w:spacing w:val="3"/>
+          <w:sz w:val="22"/>
+          <w:szCs w:val="22"/>
+        </w:rPr>
+        <w:t> takes an </w:t>
+      </w:r>
+      <w:r>
+        <w:rPr>
+          <w:rStyle w:val="Strong"/>
+          <w:color w:val="000000" w:themeColor="text1"/>
+          <w:spacing w:val="3"/>
+          <w:sz w:val="22"/>
+          <w:szCs w:val="22"/>
+        </w:rPr>
+        <w:t>independent</w:t>
+      </w:r>
+      <w:r>
+        <w:rPr>
+          <w:color w:val="000000" w:themeColor="text1"/>
+          <w:spacing w:val="3"/>
+          <w:sz w:val="22"/>
+          <w:szCs w:val="22"/>
+        </w:rPr>
+        <w:t> sample of </w:t>
+      </w:r>
+      <w:r>
+        <w:rPr>
+          <w:rStyle w:val="mjx-char"/>
+          <w:color w:val="000000" w:themeColor="text1"/>
+          <w:sz w:val="22"/>
+          <w:szCs w:val="22"/>
+          <w:bdr w:val="none" w:sz="0" w:space="0" w:color="auto" w:frame="1"/>
+        </w:rPr>
+        <w:t>θ(</w:t>
+      </w:r>
+      <w:proofErr w:type="spellStart"/>
+      <w:r>
+        <w:rPr>
+          <w:rStyle w:val="mjx-char"/>
+          <w:color w:val="000000" w:themeColor="text1"/>
+          <w:sz w:val="22"/>
+          <w:szCs w:val="22"/>
+          <w:bdr w:val="none" w:sz="0" w:space="0" w:color="auto" w:frame="1"/>
+        </w:rPr>
+        <w:t>i</w:t>
+      </w:r>
+      <w:proofErr w:type="spellEnd"/>
+      <w:r>
+        <w:rPr>
+          <w:rStyle w:val="mjx-char"/>
+          <w:color w:val="000000" w:themeColor="text1"/>
+          <w:sz w:val="22"/>
+          <w:szCs w:val="22"/>
+          <w:bdr w:val="none" w:sz="0" w:space="0" w:color="auto" w:frame="1"/>
+        </w:rPr>
+        <w:t>)</w:t>
+      </w:r>
+      <w:r>
+        <w:rPr>
+          <w:color w:val="000000" w:themeColor="text1"/>
+          <w:spacing w:val="3"/>
+          <w:sz w:val="22"/>
+          <w:szCs w:val="22"/>
+        </w:rPr>
+        <w:t> from a </w:t>
+      </w:r>
+      <w:r>
+        <w:rPr>
+          <w:rStyle w:val="Emphasis"/>
+          <w:color w:val="000000" w:themeColor="text1"/>
+          <w:spacing w:val="3"/>
+          <w:sz w:val="22"/>
+          <w:szCs w:val="22"/>
+        </w:rPr>
+        <w:t>discretized approximation</w:t>
+      </w:r>
+      <w:r>
+        <w:rPr>
+          <w:color w:val="000000" w:themeColor="text1"/>
+          <w:spacing w:val="3"/>
+          <w:sz w:val="22"/>
+          <w:szCs w:val="22"/>
+        </w:rPr>
+        <w:t> of posterior pdf </w:t>
+      </w:r>
+      <w:r>
+        <w:rPr>
+          <w:rStyle w:val="mjx-char"/>
+          <w:color w:val="000000" w:themeColor="text1"/>
+          <w:sz w:val="22"/>
+          <w:szCs w:val="22"/>
+          <w:bdr w:val="none" w:sz="0" w:space="0" w:color="auto" w:frame="1"/>
+        </w:rPr>
+        <w:t>f(</w:t>
+      </w:r>
+      <w:proofErr w:type="spellStart"/>
+      <w:r>
+        <w:rPr>
+          <w:rStyle w:val="mjx-char"/>
+          <w:color w:val="000000" w:themeColor="text1"/>
+          <w:sz w:val="22"/>
+          <w:szCs w:val="22"/>
+          <w:bdr w:val="none" w:sz="0" w:space="0" w:color="auto" w:frame="1"/>
+        </w:rPr>
+        <w:t>θ|y</w:t>
+      </w:r>
+      <w:proofErr w:type="spellEnd"/>
+      <w:r>
+        <w:rPr>
+          <w:rStyle w:val="mjx-char"/>
+          <w:color w:val="000000" w:themeColor="text1"/>
+          <w:sz w:val="22"/>
+          <w:szCs w:val="22"/>
+          <w:bdr w:val="none" w:sz="0" w:space="0" w:color="auto" w:frame="1"/>
+        </w:rPr>
+        <w:t>)</w:t>
+      </w:r>
+      <w:r>
+        <w:rPr>
+          <w:color w:val="000000" w:themeColor="text1"/>
+          <w:spacing w:val="3"/>
+          <w:sz w:val="22"/>
+          <w:szCs w:val="22"/>
+        </w:rPr>
+        <w:t>. This approach is nicely straightforward but breaks down in more complicated model settings.</w:t>
+      </w:r>
+    </w:p>
+    <w:p>
+      <w:pPr>
+        <w:numPr>
+          <w:ilvl w:val="1"/>
+          <w:numId w:val="3"/>
+        </w:numPr>
+        <w:shd w:val="clear" w:color="auto" w:fill="FFFFFF"/>
+        <w:spacing w:beforeAutospacing="1" w:afterAutospacing="1"/>
+        <w:rPr>
+          <w:color w:val="000000" w:themeColor="text1"/>
+          <w:spacing w:val="3"/>
+          <w:sz w:val="22"/>
+          <w:szCs w:val="22"/>
+        </w:rPr>
+      </w:pPr>
+      <w:r>
+        <w:rPr>
+          <w:rStyle w:val="Strong"/>
+          <w:b w:val="0"/>
+          <w:bCs w:val="0"/>
+          <w:color w:val="000000" w:themeColor="text1"/>
+          <w:spacing w:val="3"/>
+          <w:sz w:val="22"/>
+          <w:szCs w:val="22"/>
+        </w:rPr>
+        <w:t>Markov chain Monte Carlo</w:t>
+      </w:r>
+      <w:r>
+        <w:rPr>
+          <w:color w:val="000000" w:themeColor="text1"/>
+          <w:spacing w:val="3"/>
+          <w:sz w:val="22"/>
+          <w:szCs w:val="22"/>
+        </w:rPr>
+        <w:t> offers a more flexible alternative. Though MCMC produces a </w:t>
+      </w:r>
+      <w:r>
+        <w:rPr>
+          <w:rStyle w:val="Strong"/>
+          <w:b w:val="0"/>
+          <w:bCs w:val="0"/>
+          <w:color w:val="000000" w:themeColor="text1"/>
+          <w:spacing w:val="3"/>
+          <w:sz w:val="22"/>
+          <w:szCs w:val="22"/>
+        </w:rPr>
+        <w:t>dependent</w:t>
+      </w:r>
+      <w:r>
+        <w:rPr>
+          <w:color w:val="000000" w:themeColor="text1"/>
+          <w:spacing w:val="3"/>
+          <w:sz w:val="22"/>
+          <w:szCs w:val="22"/>
+        </w:rPr>
+        <w:t> sample of </w:t>
+      </w:r>
+      <w:r>
+        <w:rPr>
+          <w:rStyle w:val="mjx-char"/>
+          <w:color w:val="000000" w:themeColor="text1"/>
+          <w:sz w:val="22"/>
+          <w:szCs w:val="22"/>
+          <w:bdr w:val="none" w:sz="0" w:space="0" w:color="auto" w:frame="1"/>
+        </w:rPr>
+        <w:t>θ(</w:t>
+      </w:r>
+      <w:proofErr w:type="spellStart"/>
+      <w:r>
+        <w:rPr>
+          <w:rStyle w:val="mjx-char"/>
+          <w:color w:val="000000" w:themeColor="text1"/>
+          <w:sz w:val="22"/>
+          <w:szCs w:val="22"/>
+          <w:bdr w:val="none" w:sz="0" w:space="0" w:color="auto" w:frame="1"/>
+        </w:rPr>
+        <w:t>i</w:t>
+      </w:r>
+      <w:proofErr w:type="spellEnd"/>
+      <w:r>
+        <w:rPr>
+          <w:rStyle w:val="mjx-char"/>
+          <w:color w:val="000000" w:themeColor="text1"/>
+          <w:sz w:val="22"/>
+          <w:szCs w:val="22"/>
+          <w:bdr w:val="none" w:sz="0" w:space="0" w:color="auto" w:frame="1"/>
+        </w:rPr>
+        <w:t>)</w:t>
+      </w:r>
+      <w:r>
+        <w:rPr>
+          <w:color w:val="000000" w:themeColor="text1"/>
+          <w:spacing w:val="3"/>
+          <w:sz w:val="22"/>
+          <w:szCs w:val="22"/>
+        </w:rPr>
+        <w:t> which are </w:t>
+      </w:r>
+      <w:r>
+        <w:rPr>
+          <w:rStyle w:val="Strong"/>
+          <w:color w:val="000000" w:themeColor="text1"/>
+          <w:spacing w:val="3"/>
+          <w:sz w:val="22"/>
+          <w:szCs w:val="22"/>
+        </w:rPr>
+        <w:t>not</w:t>
+      </w:r>
+      <w:r>
+        <w:rPr>
+          <w:color w:val="000000" w:themeColor="text1"/>
+          <w:spacing w:val="3"/>
+          <w:sz w:val="22"/>
+          <w:szCs w:val="22"/>
+        </w:rPr>
+        <w:t> drawn from the posterior pdf </w:t>
+      </w:r>
+      <w:r>
+        <w:rPr>
+          <w:rStyle w:val="mjx-char"/>
+          <w:color w:val="000000" w:themeColor="text1"/>
+          <w:sz w:val="22"/>
+          <w:szCs w:val="22"/>
+          <w:bdr w:val="none" w:sz="0" w:space="0" w:color="auto" w:frame="1"/>
+        </w:rPr>
+        <w:t>f(</w:t>
+      </w:r>
+      <w:proofErr w:type="spellStart"/>
+      <w:r>
+        <w:rPr>
+          <w:rStyle w:val="mjx-char"/>
+          <w:color w:val="000000" w:themeColor="text1"/>
+          <w:sz w:val="22"/>
+          <w:szCs w:val="22"/>
+          <w:bdr w:val="none" w:sz="0" w:space="0" w:color="auto" w:frame="1"/>
+        </w:rPr>
+        <w:t>θ|y</w:t>
+      </w:r>
+      <w:proofErr w:type="spellEnd"/>
+      <w:r>
+        <w:rPr>
+          <w:rStyle w:val="mjx-char"/>
+          <w:color w:val="000000" w:themeColor="text1"/>
+          <w:sz w:val="22"/>
+          <w:szCs w:val="22"/>
+          <w:bdr w:val="none" w:sz="0" w:space="0" w:color="auto" w:frame="1"/>
+        </w:rPr>
+        <w:t>)</w:t>
+      </w:r>
+      <w:r>
+        <w:rPr>
+          <w:color w:val="000000" w:themeColor="text1"/>
+          <w:spacing w:val="3"/>
+          <w:sz w:val="22"/>
+          <w:szCs w:val="22"/>
+        </w:rPr>
+        <w:t>, this sample will mimic the posterior model so long as the chain length </w:t>
+      </w:r>
+      <w:r>
+        <w:rPr>
+          <w:rStyle w:val="mjx-char"/>
+          <w:color w:val="000000" w:themeColor="text1"/>
+          <w:sz w:val="22"/>
+          <w:szCs w:val="22"/>
+          <w:bdr w:val="none" w:sz="0" w:space="0" w:color="auto" w:frame="1"/>
+        </w:rPr>
+        <w:t>N</w:t>
+      </w:r>
+      <w:r>
+        <w:rPr>
+          <w:color w:val="000000" w:themeColor="text1"/>
+          <w:spacing w:val="3"/>
+          <w:sz w:val="22"/>
+          <w:szCs w:val="22"/>
+        </w:rPr>
+        <w:t> is big enough.</w:t>
+      </w:r>
+    </w:p>
+    <w:p>
+      <w:pPr>
+        <w:pStyle w:val="NormalWeb"/>
+        <w:shd w:val="clear" w:color="auto" w:fill="FFFFFF"/>
+        <w:spacing w:before="0" w:beforeAutospacing="0" w:after="204" w:afterAutospacing="0"/>
+        <w:rPr>
+          <w:color w:val="000000" w:themeColor="text1"/>
+          <w:spacing w:val="3"/>
+          <w:sz w:val="22"/>
+          <w:szCs w:val="22"/>
+        </w:rPr>
+      </w:pPr>
     </w:p>
     <w:p>
       <w:pPr>
@@ -5110,6 +6008,155 @@
     </w:lvl>
   </w:abstractNum>
   <w:abstractNum w:abstractNumId="5" w15:restartNumberingAfterBreak="0">
+    <w:nsid w:val="4FB52926"/>
+    <w:multiLevelType w:val="multilevel"/>
+    <w:tmpl w:val="A9C0B492"/>
+    <w:lvl w:ilvl="0">
+      <w:start w:val="1"/>
+      <w:numFmt w:val="bullet"/>
+      <w:lvlText w:val=""/>
+      <w:lvlJc w:val="left"/>
+      <w:pPr>
+        <w:tabs>
+          <w:tab w:val="num" w:pos="720"/>
+        </w:tabs>
+        <w:ind w:left="720" w:hanging="360"/>
+      </w:pPr>
+      <w:rPr>
+        <w:rFonts w:ascii="Wingdings" w:hAnsi="Wingdings" w:hint="default"/>
+        <w:sz w:val="20"/>
+      </w:rPr>
+    </w:lvl>
+    <w:lvl w:ilvl="1" w:tentative="1">
+      <w:start w:val="1"/>
+      <w:numFmt w:val="bullet"/>
+      <w:lvlText w:val=""/>
+      <w:lvlJc w:val="left"/>
+      <w:pPr>
+        <w:tabs>
+          <w:tab w:val="num" w:pos="1440"/>
+        </w:tabs>
+        <w:ind w:left="1440" w:hanging="360"/>
+      </w:pPr>
+      <w:rPr>
+        <w:rFonts w:ascii="Wingdings" w:hAnsi="Wingdings" w:hint="default"/>
+        <w:sz w:val="20"/>
+      </w:rPr>
+    </w:lvl>
+    <w:lvl w:ilvl="2" w:tentative="1">
+      <w:start w:val="1"/>
+      <w:numFmt w:val="bullet"/>
+      <w:lvlText w:val=""/>
+      <w:lvlJc w:val="left"/>
+      <w:pPr>
+        <w:tabs>
+          <w:tab w:val="num" w:pos="2160"/>
+        </w:tabs>
+        <w:ind w:left="2160" w:hanging="360"/>
+      </w:pPr>
+      <w:rPr>
+        <w:rFonts w:ascii="Wingdings" w:hAnsi="Wingdings" w:hint="default"/>
+        <w:sz w:val="20"/>
+      </w:rPr>
+    </w:lvl>
+    <w:lvl w:ilvl="3" w:tentative="1">
+      <w:start w:val="1"/>
+      <w:numFmt w:val="bullet"/>
+      <w:lvlText w:val=""/>
+      <w:lvlJc w:val="left"/>
+      <w:pPr>
+        <w:tabs>
+          <w:tab w:val="num" w:pos="2880"/>
+        </w:tabs>
+        <w:ind w:left="2880" w:hanging="360"/>
+      </w:pPr>
+      <w:rPr>
+        <w:rFonts w:ascii="Wingdings" w:hAnsi="Wingdings" w:hint="default"/>
+        <w:sz w:val="20"/>
+      </w:rPr>
+    </w:lvl>
+    <w:lvl w:ilvl="4" w:tentative="1">
+      <w:start w:val="1"/>
+      <w:numFmt w:val="bullet"/>
+      <w:lvlText w:val=""/>
+      <w:lvlJc w:val="left"/>
+      <w:pPr>
+        <w:tabs>
+          <w:tab w:val="num" w:pos="3600"/>
+        </w:tabs>
+        <w:ind w:left="3600" w:hanging="360"/>
+      </w:pPr>
+      <w:rPr>
+        <w:rFonts w:ascii="Wingdings" w:hAnsi="Wingdings" w:hint="default"/>
+        <w:sz w:val="20"/>
+      </w:rPr>
+    </w:lvl>
+    <w:lvl w:ilvl="5" w:tentative="1">
+      <w:start w:val="1"/>
+      <w:numFmt w:val="bullet"/>
+      <w:lvlText w:val=""/>
+      <w:lvlJc w:val="left"/>
+      <w:pPr>
+        <w:tabs>
+          <w:tab w:val="num" w:pos="4320"/>
+        </w:tabs>
+        <w:ind w:left="4320" w:hanging="360"/>
+      </w:pPr>
+      <w:rPr>
+        <w:rFonts w:ascii="Wingdings" w:hAnsi="Wingdings" w:hint="default"/>
+        <w:sz w:val="20"/>
+      </w:rPr>
+    </w:lvl>
+    <w:lvl w:ilvl="6" w:tentative="1">
+      <w:start w:val="1"/>
+      <w:numFmt w:val="bullet"/>
+      <w:lvlText w:val=""/>
+      <w:lvlJc w:val="left"/>
+      <w:pPr>
+        <w:tabs>
+          <w:tab w:val="num" w:pos="5040"/>
+        </w:tabs>
+        <w:ind w:left="5040" w:hanging="360"/>
+      </w:pPr>
+      <w:rPr>
+        <w:rFonts w:ascii="Wingdings" w:hAnsi="Wingdings" w:hint="default"/>
+        <w:sz w:val="20"/>
+      </w:rPr>
+    </w:lvl>
+    <w:lvl w:ilvl="7" w:tentative="1">
+      <w:start w:val="1"/>
+      <w:numFmt w:val="bullet"/>
+      <w:lvlText w:val=""/>
+      <w:lvlJc w:val="left"/>
+      <w:pPr>
+        <w:tabs>
+          <w:tab w:val="num" w:pos="5760"/>
+        </w:tabs>
+        <w:ind w:left="5760" w:hanging="360"/>
+      </w:pPr>
+      <w:rPr>
+        <w:rFonts w:ascii="Wingdings" w:hAnsi="Wingdings" w:hint="default"/>
+        <w:sz w:val="20"/>
+      </w:rPr>
+    </w:lvl>
+    <w:lvl w:ilvl="8" w:tentative="1">
+      <w:start w:val="1"/>
+      <w:numFmt w:val="bullet"/>
+      <w:lvlText w:val=""/>
+      <w:lvlJc w:val="left"/>
+      <w:pPr>
+        <w:tabs>
+          <w:tab w:val="num" w:pos="6480"/>
+        </w:tabs>
+        <w:ind w:left="6480" w:hanging="360"/>
+      </w:pPr>
+      <w:rPr>
+        <w:rFonts w:ascii="Wingdings" w:hAnsi="Wingdings" w:hint="default"/>
+        <w:sz w:val="20"/>
+      </w:rPr>
+    </w:lvl>
+  </w:abstractNum>
+  <w:abstractNum w:abstractNumId="6" w15:restartNumberingAfterBreak="0">
     <w:nsid w:val="5ACB5B39"/>
     <w:multiLevelType w:val="hybridMultilevel"/>
     <w:tmpl w:val="08867286"/>
@@ -5221,7 +6268,7 @@
       </w:rPr>
     </w:lvl>
   </w:abstractNum>
-  <w:abstractNum w:abstractNumId="6" w15:restartNumberingAfterBreak="0">
+  <w:abstractNum w:abstractNumId="7" w15:restartNumberingAfterBreak="0">
     <w:nsid w:val="5E9C4F62"/>
     <w:multiLevelType w:val="multilevel"/>
     <w:tmpl w:val="3C40C8BA"/>
@@ -5334,7 +6381,7 @@
       </w:pPr>
     </w:lvl>
   </w:abstractNum>
-  <w:abstractNum w:abstractNumId="7" w15:restartNumberingAfterBreak="0">
+  <w:abstractNum w:abstractNumId="8" w15:restartNumberingAfterBreak="0">
     <w:nsid w:val="64E56D76"/>
     <w:multiLevelType w:val="hybridMultilevel"/>
     <w:tmpl w:val="987099C6"/>
@@ -5422,7 +6469,156 @@
       </w:pPr>
     </w:lvl>
   </w:abstractNum>
-  <w:abstractNum w:abstractNumId="8" w15:restartNumberingAfterBreak="0">
+  <w:abstractNum w:abstractNumId="9" w15:restartNumberingAfterBreak="0">
+    <w:nsid w:val="6E185FEB"/>
+    <w:multiLevelType w:val="multilevel"/>
+    <w:tmpl w:val="09A663B2"/>
+    <w:lvl w:ilvl="0">
+      <w:start w:val="1"/>
+      <w:numFmt w:val="bullet"/>
+      <w:lvlText w:val=""/>
+      <w:lvlJc w:val="left"/>
+      <w:pPr>
+        <w:tabs>
+          <w:tab w:val="num" w:pos="720"/>
+        </w:tabs>
+        <w:ind w:left="720" w:hanging="360"/>
+      </w:pPr>
+      <w:rPr>
+        <w:rFonts w:ascii="Wingdings" w:hAnsi="Wingdings" w:hint="default"/>
+        <w:sz w:val="20"/>
+      </w:rPr>
+    </w:lvl>
+    <w:lvl w:ilvl="1" w:tentative="1">
+      <w:start w:val="1"/>
+      <w:numFmt w:val="bullet"/>
+      <w:lvlText w:val=""/>
+      <w:lvlJc w:val="left"/>
+      <w:pPr>
+        <w:tabs>
+          <w:tab w:val="num" w:pos="1440"/>
+        </w:tabs>
+        <w:ind w:left="1440" w:hanging="360"/>
+      </w:pPr>
+      <w:rPr>
+        <w:rFonts w:ascii="Wingdings" w:hAnsi="Wingdings" w:hint="default"/>
+        <w:sz w:val="20"/>
+      </w:rPr>
+    </w:lvl>
+    <w:lvl w:ilvl="2" w:tentative="1">
+      <w:start w:val="1"/>
+      <w:numFmt w:val="bullet"/>
+      <w:lvlText w:val=""/>
+      <w:lvlJc w:val="left"/>
+      <w:pPr>
+        <w:tabs>
+          <w:tab w:val="num" w:pos="2160"/>
+        </w:tabs>
+        <w:ind w:left="2160" w:hanging="360"/>
+      </w:pPr>
+      <w:rPr>
+        <w:rFonts w:ascii="Wingdings" w:hAnsi="Wingdings" w:hint="default"/>
+        <w:sz w:val="20"/>
+      </w:rPr>
+    </w:lvl>
+    <w:lvl w:ilvl="3" w:tentative="1">
+      <w:start w:val="1"/>
+      <w:numFmt w:val="bullet"/>
+      <w:lvlText w:val=""/>
+      <w:lvlJc w:val="left"/>
+      <w:pPr>
+        <w:tabs>
+          <w:tab w:val="num" w:pos="2880"/>
+        </w:tabs>
+        <w:ind w:left="2880" w:hanging="360"/>
+      </w:pPr>
+      <w:rPr>
+        <w:rFonts w:ascii="Wingdings" w:hAnsi="Wingdings" w:hint="default"/>
+        <w:sz w:val="20"/>
+      </w:rPr>
+    </w:lvl>
+    <w:lvl w:ilvl="4" w:tentative="1">
+      <w:start w:val="1"/>
+      <w:numFmt w:val="bullet"/>
+      <w:lvlText w:val=""/>
+      <w:lvlJc w:val="left"/>
+      <w:pPr>
+        <w:tabs>
+          <w:tab w:val="num" w:pos="3600"/>
+        </w:tabs>
+        <w:ind w:left="3600" w:hanging="360"/>
+      </w:pPr>
+      <w:rPr>
+        <w:rFonts w:ascii="Wingdings" w:hAnsi="Wingdings" w:hint="default"/>
+        <w:sz w:val="20"/>
+      </w:rPr>
+    </w:lvl>
+    <w:lvl w:ilvl="5" w:tentative="1">
+      <w:start w:val="1"/>
+      <w:numFmt w:val="bullet"/>
+      <w:lvlText w:val=""/>
+      <w:lvlJc w:val="left"/>
+      <w:pPr>
+        <w:tabs>
+          <w:tab w:val="num" w:pos="4320"/>
+        </w:tabs>
+        <w:ind w:left="4320" w:hanging="360"/>
+      </w:pPr>
+      <w:rPr>
+        <w:rFonts w:ascii="Wingdings" w:hAnsi="Wingdings" w:hint="default"/>
+        <w:sz w:val="20"/>
+      </w:rPr>
+    </w:lvl>
+    <w:lvl w:ilvl="6" w:tentative="1">
+      <w:start w:val="1"/>
+      <w:numFmt w:val="bullet"/>
+      <w:lvlText w:val=""/>
+      <w:lvlJc w:val="left"/>
+      <w:pPr>
+        <w:tabs>
+          <w:tab w:val="num" w:pos="5040"/>
+        </w:tabs>
+        <w:ind w:left="5040" w:hanging="360"/>
+      </w:pPr>
+      <w:rPr>
+        <w:rFonts w:ascii="Wingdings" w:hAnsi="Wingdings" w:hint="default"/>
+        <w:sz w:val="20"/>
+      </w:rPr>
+    </w:lvl>
+    <w:lvl w:ilvl="7" w:tentative="1">
+      <w:start w:val="1"/>
+      <w:numFmt w:val="bullet"/>
+      <w:lvlText w:val=""/>
+      <w:lvlJc w:val="left"/>
+      <w:pPr>
+        <w:tabs>
+          <w:tab w:val="num" w:pos="5760"/>
+        </w:tabs>
+        <w:ind w:left="5760" w:hanging="360"/>
+      </w:pPr>
+      <w:rPr>
+        <w:rFonts w:ascii="Wingdings" w:hAnsi="Wingdings" w:hint="default"/>
+        <w:sz w:val="20"/>
+      </w:rPr>
+    </w:lvl>
+    <w:lvl w:ilvl="8" w:tentative="1">
+      <w:start w:val="1"/>
+      <w:numFmt w:val="bullet"/>
+      <w:lvlText w:val=""/>
+      <w:lvlJc w:val="left"/>
+      <w:pPr>
+        <w:tabs>
+          <w:tab w:val="num" w:pos="6480"/>
+        </w:tabs>
+        <w:ind w:left="6480" w:hanging="360"/>
+      </w:pPr>
+      <w:rPr>
+        <w:rFonts w:ascii="Wingdings" w:hAnsi="Wingdings" w:hint="default"/>
+        <w:sz w:val="20"/>
+      </w:rPr>
+    </w:lvl>
+  </w:abstractNum>
+  <w:abstractNum w:abstractNumId="10" w15:restartNumberingAfterBreak="0">
     <w:nsid w:val="6E9C28AE"/>
     <w:multiLevelType w:val="multilevel"/>
     <w:tmpl w:val="C71E3D26"/>
@@ -5535,7 +6731,7 @@
       </w:pPr>
     </w:lvl>
   </w:abstractNum>
-  <w:abstractNum w:abstractNumId="9" w15:restartNumberingAfterBreak="0">
+  <w:abstractNum w:abstractNumId="11" w15:restartNumberingAfterBreak="0">
     <w:nsid w:val="76CA72F1"/>
     <w:multiLevelType w:val="multilevel"/>
     <w:tmpl w:val="8EF02330"/>
@@ -5685,22 +6881,22 @@
     </w:lvl>
   </w:abstractNum>
   <w:num w:numId="1" w16cid:durableId="1342194977">
-    <w:abstractNumId w:val="5"/>
+    <w:abstractNumId w:val="6"/>
   </w:num>
   <w:num w:numId="2" w16cid:durableId="1327518737">
-    <w:abstractNumId w:val="7"/>
+    <w:abstractNumId w:val="8"/>
   </w:num>
   <w:num w:numId="3" w16cid:durableId="259221159">
     <w:abstractNumId w:val="1"/>
   </w:num>
   <w:num w:numId="4" w16cid:durableId="746608386">
-    <w:abstractNumId w:val="9"/>
+    <w:abstractNumId w:val="11"/>
   </w:num>
   <w:num w:numId="5" w16cid:durableId="133067903">
     <w:abstractNumId w:val="2"/>
   </w:num>
   <w:num w:numId="6" w16cid:durableId="150220007">
-    <w:abstractNumId w:val="6"/>
+    <w:abstractNumId w:val="7"/>
   </w:num>
   <w:num w:numId="7" w16cid:durableId="558053480">
     <w:abstractNumId w:val="4"/>
@@ -5709,10 +6905,16 @@
     <w:abstractNumId w:val="0"/>
   </w:num>
   <w:num w:numId="9" w16cid:durableId="364184363">
-    <w:abstractNumId w:val="8"/>
+    <w:abstractNumId w:val="10"/>
   </w:num>
   <w:num w:numId="10" w16cid:durableId="1654750466">
     <w:abstractNumId w:val="3"/>
+  </w:num>
+  <w:num w:numId="11" w16cid:durableId="305551996">
+    <w:abstractNumId w:val="9"/>
+  </w:num>
+  <w:num w:numId="12" w16cid:durableId="2115049031">
+    <w:abstractNumId w:val="5"/>
   </w:num>
 </w:numbering>
 </file>

--- a/notes.docx
+++ b/notes.docx
@@ -5298,6 +5298,908 @@
         <w:pStyle w:val="NormalWeb"/>
         <w:shd w:val="clear" w:color="auto" w:fill="FFFFFF"/>
         <w:spacing w:before="0" w:beforeAutospacing="0" w:after="204" w:afterAutospacing="0"/>
+        <w:rPr>
+          <w:color w:val="000000" w:themeColor="text1"/>
+          <w:spacing w:val="3"/>
+          <w:sz w:val="22"/>
+          <w:szCs w:val="22"/>
+        </w:rPr>
+      </w:pPr>
+    </w:p>
+    <w:p>
+      <w:pPr>
+        <w:pStyle w:val="NormalWeb"/>
+        <w:shd w:val="clear" w:color="auto" w:fill="FFFFFF"/>
+        <w:spacing w:before="0" w:beforeAutospacing="0" w:after="204" w:afterAutospacing="0"/>
+        <w:rPr>
+          <w:color w:val="000000" w:themeColor="text1"/>
+          <w:spacing w:val="3"/>
+          <w:sz w:val="22"/>
+          <w:szCs w:val="22"/>
+        </w:rPr>
+      </w:pPr>
+    </w:p>
+    <w:p>
+      <w:pPr>
+        <w:pStyle w:val="NormalWeb"/>
+        <w:shd w:val="clear" w:color="auto" w:fill="FFFFFF"/>
+        <w:spacing w:before="0" w:beforeAutospacing="0" w:after="204" w:afterAutospacing="0"/>
+        <w:rPr>
+          <w:color w:val="000000" w:themeColor="text1"/>
+          <w:spacing w:val="3"/>
+          <w:sz w:val="22"/>
+          <w:szCs w:val="22"/>
+        </w:rPr>
+      </w:pPr>
+      <w:r>
+        <w:rPr>
+          <w:color w:val="000000" w:themeColor="text1"/>
+          <w:spacing w:val="3"/>
+          <w:sz w:val="22"/>
+          <w:szCs w:val="22"/>
+        </w:rPr>
+        <w:lastRenderedPageBreak/>
+        <w:t>Chapter 8: Posterior Inference and Prediction</w:t>
+      </w:r>
+    </w:p>
+    <w:p>
+      <w:pPr>
+        <w:pStyle w:val="NormalWeb"/>
+        <w:numPr>
+          <w:ilvl w:val="0"/>
+          <w:numId w:val="3"/>
+        </w:numPr>
+        <w:shd w:val="clear" w:color="auto" w:fill="FFFFFF"/>
+        <w:spacing w:before="0" w:beforeAutospacing="0" w:after="204" w:afterAutospacing="0"/>
+        <w:rPr>
+          <w:color w:val="000000" w:themeColor="text1"/>
+          <w:spacing w:val="3"/>
+          <w:sz w:val="22"/>
+          <w:szCs w:val="22"/>
+        </w:rPr>
+      </w:pPr>
+      <w:r>
+        <w:rPr>
+          <w:sz w:val="22"/>
+          <w:szCs w:val="22"/>
+        </w:rPr>
+        <w:t xml:space="preserve">A </w:t>
+      </w:r>
+      <w:r>
+        <w:rPr>
+          <w:rStyle w:val="Strong"/>
+          <w:b w:val="0"/>
+          <w:bCs w:val="0"/>
+          <w:sz w:val="22"/>
+          <w:szCs w:val="22"/>
+        </w:rPr>
+        <w:t>Beta-Binomial model</w:t>
+      </w:r>
+      <w:r>
+        <w:rPr>
+          <w:sz w:val="22"/>
+          <w:szCs w:val="22"/>
+        </w:rPr>
+        <w:t xml:space="preserve"> is the foundational framework in </w:t>
+      </w:r>
+      <w:r>
+        <w:rPr>
+          <w:rStyle w:val="Strong"/>
+          <w:b w:val="0"/>
+          <w:bCs w:val="0"/>
+          <w:sz w:val="22"/>
+          <w:szCs w:val="22"/>
+        </w:rPr>
+        <w:t>Bayesian statistics</w:t>
+      </w:r>
+      <w:r>
+        <w:rPr>
+          <w:sz w:val="22"/>
+          <w:szCs w:val="22"/>
+        </w:rPr>
+        <w:t xml:space="preserve"> used to estimate the probability of a success (often denoted as </w:t>
+      </w:r>
+      <w:proofErr w:type="gramStart"/>
+      <w:r>
+        <w:rPr>
+          <w:sz w:val="22"/>
+          <w:szCs w:val="22"/>
+        </w:rPr>
+        <w:t>\(</w:t>
+      </w:r>
+      <w:proofErr w:type="gramEnd"/>
+      <w:r>
+        <w:rPr>
+          <w:sz w:val="22"/>
+          <w:szCs w:val="22"/>
+        </w:rPr>
+        <w:t xml:space="preserve">\pi \) or </w:t>
+      </w:r>
+      <w:proofErr w:type="gramStart"/>
+      <w:r>
+        <w:rPr>
+          <w:sz w:val="22"/>
+          <w:szCs w:val="22"/>
+        </w:rPr>
+        <w:t>\(</w:t>
+      </w:r>
+      <w:proofErr w:type="gramEnd"/>
+      <w:r>
+        <w:rPr>
+          <w:sz w:val="22"/>
+          <w:szCs w:val="22"/>
+        </w:rPr>
+        <w:t xml:space="preserve">\theta \)) in a series of binary (yes/no) trials. It combines </w:t>
+      </w:r>
+      <w:r>
+        <w:rPr>
+          <w:sz w:val="22"/>
+          <w:szCs w:val="22"/>
+        </w:rPr>
+        <w:t>a</w:t>
+      </w:r>
+      <w:r>
+        <w:rPr>
+          <w:b/>
+          <w:bCs/>
+          <w:sz w:val="22"/>
+          <w:szCs w:val="22"/>
+        </w:rPr>
+        <w:t xml:space="preserve"> </w:t>
+      </w:r>
+      <w:r>
+        <w:rPr>
+          <w:rStyle w:val="Strong"/>
+          <w:b w:val="0"/>
+          <w:bCs w:val="0"/>
+          <w:sz w:val="22"/>
+          <w:szCs w:val="22"/>
+        </w:rPr>
+        <w:t>Binomial likelihood</w:t>
+      </w:r>
+      <w:r>
+        <w:rPr>
+          <w:sz w:val="22"/>
+          <w:szCs w:val="22"/>
+        </w:rPr>
+        <w:t xml:space="preserve"> with </w:t>
+      </w:r>
+      <w:r>
+        <w:rPr>
+          <w:sz w:val="22"/>
+          <w:szCs w:val="22"/>
+        </w:rPr>
+        <w:t>a</w:t>
+      </w:r>
+      <w:r>
+        <w:rPr>
+          <w:b/>
+          <w:bCs/>
+          <w:sz w:val="22"/>
+          <w:szCs w:val="22"/>
+        </w:rPr>
+        <w:t xml:space="preserve"> </w:t>
+      </w:r>
+      <w:r>
+        <w:rPr>
+          <w:rStyle w:val="Strong"/>
+          <w:b w:val="0"/>
+          <w:bCs w:val="0"/>
+          <w:sz w:val="22"/>
+          <w:szCs w:val="22"/>
+        </w:rPr>
+        <w:t>Beta prior</w:t>
+      </w:r>
+      <w:r>
+        <w:rPr>
+          <w:sz w:val="22"/>
+          <w:szCs w:val="22"/>
+        </w:rPr>
+        <w:t>.</w:t>
+      </w:r>
+    </w:p>
+    <w:p>
+      <w:pPr>
+        <w:pStyle w:val="NormalWeb"/>
+        <w:numPr>
+          <w:ilvl w:val="1"/>
+          <w:numId w:val="3"/>
+        </w:numPr>
+        <w:shd w:val="clear" w:color="auto" w:fill="FFFFFF"/>
+        <w:spacing w:before="0" w:beforeAutospacing="0" w:after="204" w:afterAutospacing="0"/>
+        <w:rPr>
+          <w:color w:val="000000" w:themeColor="text1"/>
+          <w:spacing w:val="3"/>
+          <w:sz w:val="22"/>
+          <w:szCs w:val="22"/>
+        </w:rPr>
+      </w:pPr>
+      <w:r>
+        <w:rPr>
+          <w:sz w:val="22"/>
+          <w:szCs w:val="22"/>
+        </w:rPr>
+        <w:t xml:space="preserve">A </w:t>
+      </w:r>
+      <w:r>
+        <w:rPr>
+          <w:rStyle w:val="Strong"/>
+          <w:sz w:val="22"/>
+          <w:szCs w:val="22"/>
+        </w:rPr>
+        <w:t>binomial likelihood</w:t>
+      </w:r>
+      <w:r>
+        <w:rPr>
+          <w:sz w:val="22"/>
+          <w:szCs w:val="22"/>
+        </w:rPr>
+        <w:t xml:space="preserve"> describes the probability of getting a specific number of successes in a set number of trials, while a </w:t>
+      </w:r>
+      <w:r>
+        <w:rPr>
+          <w:rStyle w:val="Strong"/>
+          <w:sz w:val="22"/>
+          <w:szCs w:val="22"/>
+        </w:rPr>
+        <w:t>beta prior</w:t>
+      </w:r>
+      <w:r>
+        <w:rPr>
+          <w:sz w:val="22"/>
+          <w:szCs w:val="22"/>
+        </w:rPr>
+        <w:t xml:space="preserve"> is used in Bayesian statistics to represent your initial belief or uncertainty about the true probability of success</w:t>
+      </w:r>
+    </w:p>
+    <w:p>
+      <w:pPr>
+        <w:pStyle w:val="NormalWeb"/>
+        <w:numPr>
+          <w:ilvl w:val="0"/>
+          <w:numId w:val="3"/>
+        </w:numPr>
+        <w:shd w:val="clear" w:color="auto" w:fill="FFFFFF"/>
+        <w:spacing w:before="0" w:beforeAutospacing="0" w:after="204" w:afterAutospacing="0"/>
+        <w:rPr>
+          <w:color w:val="000000" w:themeColor="text1"/>
+          <w:spacing w:val="3"/>
+          <w:sz w:val="22"/>
+          <w:szCs w:val="22"/>
+        </w:rPr>
+      </w:pPr>
+      <w:r>
+        <w:rPr>
+          <w:color w:val="000000" w:themeColor="text1"/>
+          <w:spacing w:val="3"/>
+          <w:sz w:val="22"/>
+          <w:szCs w:val="22"/>
+        </w:rPr>
+        <w:t>W</w:t>
+      </w:r>
+      <w:r>
+        <w:rPr>
+          <w:color w:val="000000" w:themeColor="text1"/>
+          <w:spacing w:val="3"/>
+          <w:sz w:val="22"/>
+          <w:szCs w:val="22"/>
+        </w:rPr>
+        <w:t xml:space="preserve">hat are the differences to these: </w:t>
+      </w:r>
+      <w:r>
+        <w:rPr>
+          <w:color w:val="000000" w:themeColor="text1"/>
+          <w:spacing w:val="3"/>
+          <w:sz w:val="22"/>
+          <w:szCs w:val="22"/>
+        </w:rPr>
+        <w:t>Bayesian</w:t>
+      </w:r>
+      <w:r>
+        <w:rPr>
+          <w:color w:val="000000" w:themeColor="text1"/>
+          <w:spacing w:val="3"/>
+          <w:sz w:val="22"/>
+          <w:szCs w:val="22"/>
+        </w:rPr>
+        <w:t xml:space="preserve"> P(π&lt;0.20|Y=</w:t>
+      </w:r>
+      <w:proofErr w:type="gramStart"/>
+      <w:r>
+        <w:rPr>
+          <w:color w:val="000000" w:themeColor="text1"/>
+          <w:spacing w:val="3"/>
+          <w:sz w:val="22"/>
+          <w:szCs w:val="22"/>
+        </w:rPr>
+        <w:t>14)=</w:t>
+      </w:r>
+      <w:proofErr w:type="gramEnd"/>
+      <w:r>
+        <w:rPr>
+          <w:color w:val="000000" w:themeColor="text1"/>
+          <w:spacing w:val="3"/>
+          <w:sz w:val="22"/>
+          <w:szCs w:val="22"/>
+        </w:rPr>
+        <w:t>0.849 and frequentist P(Y≤14|π=0.</w:t>
+      </w:r>
+      <w:proofErr w:type="gramStart"/>
+      <w:r>
+        <w:rPr>
+          <w:color w:val="000000" w:themeColor="text1"/>
+          <w:spacing w:val="3"/>
+          <w:sz w:val="22"/>
+          <w:szCs w:val="22"/>
+        </w:rPr>
+        <w:t>20)=</w:t>
+      </w:r>
+      <w:proofErr w:type="gramEnd"/>
+      <w:r>
+        <w:rPr>
+          <w:color w:val="000000" w:themeColor="text1"/>
+          <w:spacing w:val="3"/>
+          <w:sz w:val="22"/>
+          <w:szCs w:val="22"/>
+        </w:rPr>
+        <w:t>0.08.</w:t>
+      </w:r>
+    </w:p>
+    <w:p>
+      <w:pPr>
+        <w:pStyle w:val="NormalWeb"/>
+        <w:numPr>
+          <w:ilvl w:val="1"/>
+          <w:numId w:val="3"/>
+        </w:numPr>
+        <w:shd w:val="clear" w:color="auto" w:fill="FFFFFF"/>
+        <w:spacing w:before="0" w:beforeAutospacing="0" w:after="204" w:afterAutospacing="0"/>
+        <w:rPr>
+          <w:rStyle w:val="Strong"/>
+          <w:b w:val="0"/>
+          <w:bCs w:val="0"/>
+          <w:color w:val="000000" w:themeColor="text1"/>
+          <w:spacing w:val="3"/>
+          <w:sz w:val="22"/>
+          <w:szCs w:val="22"/>
+        </w:rPr>
+      </w:pPr>
+      <w:r>
+        <w:rPr>
+          <w:sz w:val="22"/>
+          <w:szCs w:val="22"/>
+        </w:rPr>
+        <w:t xml:space="preserve">The primary difference is that the </w:t>
+      </w:r>
+      <w:r>
+        <w:rPr>
+          <w:rStyle w:val="Strong"/>
+          <w:b w:val="0"/>
+          <w:bCs w:val="0"/>
+          <w:sz w:val="22"/>
+          <w:szCs w:val="22"/>
+        </w:rPr>
+        <w:t>Bayesian statement evaluates the probability of a parameter (</w:t>
+      </w:r>
+      <w:proofErr w:type="gramStart"/>
+      <w:r>
+        <w:rPr>
+          <w:rStyle w:val="Strong"/>
+          <w:b w:val="0"/>
+          <w:bCs w:val="0"/>
+          <w:sz w:val="22"/>
+          <w:szCs w:val="22"/>
+        </w:rPr>
+        <w:t>\(</w:t>
+      </w:r>
+      <w:proofErr w:type="gramEnd"/>
+      <w:r>
+        <w:rPr>
+          <w:rStyle w:val="Strong"/>
+          <w:b w:val="0"/>
+          <w:bCs w:val="0"/>
+          <w:sz w:val="22"/>
+          <w:szCs w:val="22"/>
+        </w:rPr>
+        <w:t>\pi \)) based on fixed data (\(Y=14\))</w:t>
+      </w:r>
+      <w:r>
+        <w:rPr>
+          <w:b/>
+          <w:bCs/>
+          <w:sz w:val="22"/>
+          <w:szCs w:val="22"/>
+        </w:rPr>
+        <w:t xml:space="preserve">, </w:t>
+      </w:r>
+      <w:r>
+        <w:rPr>
+          <w:sz w:val="22"/>
+          <w:szCs w:val="22"/>
+        </w:rPr>
+        <w:t>whereas the</w:t>
+      </w:r>
+      <w:r>
+        <w:rPr>
+          <w:b/>
+          <w:bCs/>
+          <w:sz w:val="22"/>
+          <w:szCs w:val="22"/>
+        </w:rPr>
+        <w:t xml:space="preserve"> </w:t>
+      </w:r>
+      <w:r>
+        <w:rPr>
+          <w:rStyle w:val="Strong"/>
+          <w:b w:val="0"/>
+          <w:bCs w:val="0"/>
+          <w:sz w:val="22"/>
+          <w:szCs w:val="22"/>
+        </w:rPr>
+        <w:t>Frequentist statement evaluates the probability of observing certain data (</w:t>
+      </w:r>
+      <w:proofErr w:type="gramStart"/>
+      <w:r>
+        <w:rPr>
+          <w:rStyle w:val="Strong"/>
+          <w:b w:val="0"/>
+          <w:bCs w:val="0"/>
+          <w:sz w:val="22"/>
+          <w:szCs w:val="22"/>
+        </w:rPr>
+        <w:t>\(</w:t>
+      </w:r>
+      <w:proofErr w:type="gramEnd"/>
+      <w:r>
+        <w:rPr>
+          <w:rStyle w:val="Strong"/>
+          <w:b w:val="0"/>
+          <w:bCs w:val="0"/>
+          <w:sz w:val="22"/>
+          <w:szCs w:val="22"/>
+        </w:rPr>
+        <w:t>Y \le 14\)) assuming a fixed parameter value (\(\pi=0.20\))</w:t>
+      </w:r>
+    </w:p>
+    <w:p>
+      <w:pPr>
+        <w:pStyle w:val="NormalWeb"/>
+        <w:numPr>
+          <w:ilvl w:val="1"/>
+          <w:numId w:val="3"/>
+        </w:numPr>
+        <w:shd w:val="clear" w:color="auto" w:fill="FFFFFF"/>
+        <w:spacing w:before="0" w:beforeAutospacing="0" w:after="204" w:afterAutospacing="0"/>
+        <w:rPr>
+          <w:color w:val="000000" w:themeColor="text1"/>
+          <w:spacing w:val="3"/>
+          <w:sz w:val="22"/>
+          <w:szCs w:val="22"/>
+        </w:rPr>
+      </w:pPr>
+      <w:r>
+        <w:rPr>
+          <w:sz w:val="22"/>
+          <w:szCs w:val="22"/>
+        </w:rPr>
+        <w:t>The Bayesian calculation \(P(\pi &lt; 0.20 \mid Y = 14) = 0.849\) measures our certainty that the parameter \(\pi \) is below \(0.20\) after seeing the data, while the Frequentist calculation \(P(Y \le 14 \mid \pi = 0.20) = 0.08\) measures how rare the data \(Y \le 14\) would be if the parameter \(\pi \) were fixed at \(0.20\)</w:t>
+      </w:r>
+    </w:p>
+    <w:p>
+      <w:pPr>
+        <w:pStyle w:val="NormalWeb"/>
+        <w:numPr>
+          <w:ilvl w:val="0"/>
+          <w:numId w:val="3"/>
+        </w:numPr>
+        <w:shd w:val="clear" w:color="auto" w:fill="FFFFFF"/>
+        <w:spacing w:before="0" w:beforeAutospacing="0" w:after="204" w:afterAutospacing="0"/>
+        <w:rPr>
+          <w:color w:val="000000" w:themeColor="text1"/>
+          <w:spacing w:val="3"/>
+          <w:sz w:val="22"/>
+          <w:szCs w:val="22"/>
+        </w:rPr>
+      </w:pPr>
+      <w:r>
+        <w:rPr>
+          <w:sz w:val="22"/>
+          <w:szCs w:val="22"/>
+        </w:rPr>
+        <w:t>Chapter Summary</w:t>
+      </w:r>
+    </w:p>
+    <w:p>
+      <w:pPr>
+        <w:pStyle w:val="NormalWeb"/>
+        <w:numPr>
+          <w:ilvl w:val="1"/>
+          <w:numId w:val="3"/>
+        </w:numPr>
+        <w:shd w:val="clear" w:color="auto" w:fill="FFFFFF"/>
+        <w:spacing w:before="0" w:beforeAutospacing="0" w:after="204" w:afterAutospacing="0"/>
+        <w:rPr>
+          <w:color w:val="000000" w:themeColor="text1"/>
+          <w:spacing w:val="3"/>
+          <w:sz w:val="22"/>
+          <w:szCs w:val="22"/>
+        </w:rPr>
+      </w:pPr>
+      <w:r>
+        <w:rPr>
+          <w:color w:val="000000" w:themeColor="text1"/>
+          <w:spacing w:val="3"/>
+          <w:sz w:val="22"/>
+          <w:szCs w:val="22"/>
+        </w:rPr>
+        <w:t>In Chapter 8, you learned how to turn a posterior model into answers. That is, you utilized posterior models, exact or approximate, to perform three posterior analysis tasks for an unknown parameter </w:t>
+      </w:r>
+      <w:r>
+        <w:rPr>
+          <w:rStyle w:val="mjx-char"/>
+          <w:color w:val="000000" w:themeColor="text1"/>
+          <w:sz w:val="22"/>
+          <w:szCs w:val="22"/>
+          <w:bdr w:val="none" w:sz="0" w:space="0" w:color="auto" w:frame="1"/>
+        </w:rPr>
+        <w:t>π</w:t>
+      </w:r>
+      <w:r>
+        <w:rPr>
+          <w:color w:val="000000" w:themeColor="text1"/>
+          <w:spacing w:val="3"/>
+          <w:sz w:val="22"/>
+          <w:szCs w:val="22"/>
+        </w:rPr>
+        <w:t>:</w:t>
+      </w:r>
+    </w:p>
+    <w:p>
+      <w:pPr>
+        <w:numPr>
+          <w:ilvl w:val="1"/>
+          <w:numId w:val="3"/>
+        </w:numPr>
+        <w:shd w:val="clear" w:color="auto" w:fill="FFFFFF"/>
+        <w:spacing w:beforeAutospacing="1" w:afterAutospacing="1"/>
+        <w:rPr>
+          <w:color w:val="000000" w:themeColor="text1"/>
+          <w:spacing w:val="3"/>
+          <w:sz w:val="22"/>
+          <w:szCs w:val="22"/>
+        </w:rPr>
+      </w:pPr>
+      <w:r>
+        <w:rPr>
+          <w:rStyle w:val="Strong"/>
+          <w:color w:val="000000" w:themeColor="text1"/>
+          <w:spacing w:val="3"/>
+          <w:sz w:val="22"/>
+          <w:szCs w:val="22"/>
+        </w:rPr>
+        <w:t xml:space="preserve">1. </w:t>
+      </w:r>
+      <w:r>
+        <w:rPr>
+          <w:rStyle w:val="Strong"/>
+          <w:color w:val="000000" w:themeColor="text1"/>
+          <w:spacing w:val="3"/>
+          <w:sz w:val="22"/>
+          <w:szCs w:val="22"/>
+        </w:rPr>
+        <w:t>Posterior estimation</w:t>
+      </w:r>
+      <w:r>
+        <w:rPr>
+          <w:color w:val="000000" w:themeColor="text1"/>
+          <w:spacing w:val="3"/>
+          <w:sz w:val="22"/>
+          <w:szCs w:val="22"/>
+        </w:rPr>
+        <w:br/>
+        <w:t>A posterior </w:t>
+      </w:r>
+      <w:r>
+        <w:rPr>
+          <w:rStyle w:val="Strong"/>
+          <w:color w:val="000000" w:themeColor="text1"/>
+          <w:spacing w:val="3"/>
+          <w:sz w:val="22"/>
+          <w:szCs w:val="22"/>
+        </w:rPr>
+        <w:t>credible interval</w:t>
+      </w:r>
+      <w:r>
+        <w:rPr>
+          <w:color w:val="000000" w:themeColor="text1"/>
+          <w:spacing w:val="3"/>
+          <w:sz w:val="22"/>
+          <w:szCs w:val="22"/>
+        </w:rPr>
+        <w:t> provides a range of posterior plausible values of </w:t>
+      </w:r>
+      <w:r>
+        <w:rPr>
+          <w:rStyle w:val="mjx-char"/>
+          <w:color w:val="000000" w:themeColor="text1"/>
+          <w:sz w:val="22"/>
+          <w:szCs w:val="22"/>
+          <w:bdr w:val="none" w:sz="0" w:space="0" w:color="auto" w:frame="1"/>
+        </w:rPr>
+        <w:t>π</w:t>
+      </w:r>
+      <w:r>
+        <w:rPr>
+          <w:color w:val="000000" w:themeColor="text1"/>
+          <w:spacing w:val="3"/>
+          <w:sz w:val="22"/>
+          <w:szCs w:val="22"/>
+        </w:rPr>
+        <w:t>, and thus a sense of both the posterior typical values and uncertainty in </w:t>
+      </w:r>
+      <w:r>
+        <w:rPr>
+          <w:rStyle w:val="mjx-char"/>
+          <w:color w:val="000000" w:themeColor="text1"/>
+          <w:sz w:val="22"/>
+          <w:szCs w:val="22"/>
+          <w:bdr w:val="none" w:sz="0" w:space="0" w:color="auto" w:frame="1"/>
+        </w:rPr>
+        <w:t>π</w:t>
+      </w:r>
+      <w:r>
+        <w:rPr>
+          <w:color w:val="000000" w:themeColor="text1"/>
+          <w:spacing w:val="3"/>
+          <w:sz w:val="22"/>
+          <w:szCs w:val="22"/>
+        </w:rPr>
+        <w:t>.</w:t>
+      </w:r>
+    </w:p>
+    <w:p>
+      <w:pPr>
+        <w:numPr>
+          <w:ilvl w:val="1"/>
+          <w:numId w:val="3"/>
+        </w:numPr>
+        <w:shd w:val="clear" w:color="auto" w:fill="FFFFFF"/>
+        <w:spacing w:beforeAutospacing="1" w:afterAutospacing="1"/>
+        <w:rPr>
+          <w:color w:val="000000" w:themeColor="text1"/>
+          <w:spacing w:val="3"/>
+          <w:sz w:val="22"/>
+          <w:szCs w:val="22"/>
+        </w:rPr>
+      </w:pPr>
+      <w:r>
+        <w:rPr>
+          <w:rStyle w:val="Strong"/>
+          <w:color w:val="000000" w:themeColor="text1"/>
+          <w:spacing w:val="3"/>
+          <w:sz w:val="22"/>
+          <w:szCs w:val="22"/>
+        </w:rPr>
+        <w:t xml:space="preserve">2. </w:t>
+      </w:r>
+      <w:r>
+        <w:rPr>
+          <w:rStyle w:val="Strong"/>
+          <w:color w:val="000000" w:themeColor="text1"/>
+          <w:spacing w:val="3"/>
+          <w:sz w:val="22"/>
+          <w:szCs w:val="22"/>
+        </w:rPr>
+        <w:t>Posterior hypothesis testing</w:t>
+      </w:r>
+      <w:r>
+        <w:rPr>
+          <w:color w:val="000000" w:themeColor="text1"/>
+          <w:spacing w:val="3"/>
+          <w:sz w:val="22"/>
+          <w:szCs w:val="22"/>
+        </w:rPr>
+        <w:br/>
+        <w:t>Posterior probabilities provide insight into corresponding hypotheses regarding </w:t>
+      </w:r>
+      <w:r>
+        <w:rPr>
+          <w:rStyle w:val="mjx-char"/>
+          <w:color w:val="000000" w:themeColor="text1"/>
+          <w:sz w:val="22"/>
+          <w:szCs w:val="22"/>
+          <w:bdr w:val="none" w:sz="0" w:space="0" w:color="auto" w:frame="1"/>
+        </w:rPr>
+        <w:t>π</w:t>
+      </w:r>
+      <w:r>
+        <w:rPr>
+          <w:color w:val="000000" w:themeColor="text1"/>
+          <w:spacing w:val="3"/>
+          <w:sz w:val="22"/>
+          <w:szCs w:val="22"/>
+        </w:rPr>
+        <w:t>.</w:t>
+      </w:r>
+    </w:p>
+    <w:p>
+      <w:pPr>
+        <w:numPr>
+          <w:ilvl w:val="1"/>
+          <w:numId w:val="3"/>
+        </w:numPr>
+        <w:shd w:val="clear" w:color="auto" w:fill="FFFFFF"/>
+        <w:spacing w:beforeAutospacing="1" w:afterAutospacing="1"/>
+        <w:rPr>
+          <w:color w:val="000000" w:themeColor="text1"/>
+          <w:spacing w:val="3"/>
+          <w:sz w:val="22"/>
+          <w:szCs w:val="22"/>
+        </w:rPr>
+      </w:pPr>
+      <w:r>
+        <w:rPr>
+          <w:rStyle w:val="Strong"/>
+          <w:color w:val="000000" w:themeColor="text1"/>
+          <w:spacing w:val="3"/>
+          <w:sz w:val="22"/>
+          <w:szCs w:val="22"/>
+        </w:rPr>
+        <w:t xml:space="preserve">3. </w:t>
+      </w:r>
+      <w:r>
+        <w:rPr>
+          <w:rStyle w:val="Strong"/>
+          <w:color w:val="000000" w:themeColor="text1"/>
+          <w:spacing w:val="3"/>
+          <w:sz w:val="22"/>
+          <w:szCs w:val="22"/>
+        </w:rPr>
+        <w:t>Posterior prediction</w:t>
+      </w:r>
+      <w:r>
+        <w:rPr>
+          <w:color w:val="000000" w:themeColor="text1"/>
+          <w:spacing w:val="3"/>
+          <w:sz w:val="22"/>
+          <w:szCs w:val="22"/>
+        </w:rPr>
+        <w:br/>
+        <w:t>The posterior predictive model for a new data point </w:t>
+      </w:r>
+      <w:r>
+        <w:rPr>
+          <w:rStyle w:val="mjx-char"/>
+          <w:color w:val="000000" w:themeColor="text1"/>
+          <w:sz w:val="22"/>
+          <w:szCs w:val="22"/>
+          <w:bdr w:val="none" w:sz="0" w:space="0" w:color="auto" w:frame="1"/>
+        </w:rPr>
+        <w:t>Y</w:t>
+      </w:r>
+      <w:r>
+        <w:rPr>
+          <w:color w:val="000000" w:themeColor="text1"/>
+          <w:spacing w:val="3"/>
+          <w:sz w:val="22"/>
+          <w:szCs w:val="22"/>
+        </w:rPr>
+        <w:t> </w:t>
+      </w:r>
+      <w:proofErr w:type="gramStart"/>
+      <w:r>
+        <w:rPr>
+          <w:color w:val="000000" w:themeColor="text1"/>
+          <w:spacing w:val="3"/>
+          <w:sz w:val="22"/>
+          <w:szCs w:val="22"/>
+        </w:rPr>
+        <w:t>takes into account</w:t>
+      </w:r>
+      <w:proofErr w:type="gramEnd"/>
+      <w:r>
+        <w:rPr>
+          <w:color w:val="000000" w:themeColor="text1"/>
+          <w:spacing w:val="3"/>
+          <w:sz w:val="22"/>
+          <w:szCs w:val="22"/>
+        </w:rPr>
+        <w:t xml:space="preserve"> both the </w:t>
+      </w:r>
+      <w:r>
+        <w:rPr>
+          <w:rStyle w:val="Emphasis"/>
+          <w:color w:val="000000" w:themeColor="text1"/>
+          <w:spacing w:val="3"/>
+          <w:sz w:val="22"/>
+          <w:szCs w:val="22"/>
+        </w:rPr>
+        <w:t>sampling variability</w:t>
+      </w:r>
+      <w:r>
+        <w:rPr>
+          <w:color w:val="000000" w:themeColor="text1"/>
+          <w:spacing w:val="3"/>
+          <w:sz w:val="22"/>
+          <w:szCs w:val="22"/>
+        </w:rPr>
+        <w:t> in </w:t>
+      </w:r>
+      <w:r>
+        <w:rPr>
+          <w:rStyle w:val="mjx-char"/>
+          <w:color w:val="000000" w:themeColor="text1"/>
+          <w:sz w:val="22"/>
+          <w:szCs w:val="22"/>
+          <w:bdr w:val="none" w:sz="0" w:space="0" w:color="auto" w:frame="1"/>
+        </w:rPr>
+        <w:t>Y</w:t>
+      </w:r>
+      <w:r>
+        <w:rPr>
+          <w:color w:val="000000" w:themeColor="text1"/>
+          <w:spacing w:val="3"/>
+          <w:sz w:val="22"/>
+          <w:szCs w:val="22"/>
+        </w:rPr>
+        <w:t> and the </w:t>
+      </w:r>
+      <w:r>
+        <w:rPr>
+          <w:rStyle w:val="Emphasis"/>
+          <w:color w:val="000000" w:themeColor="text1"/>
+          <w:spacing w:val="3"/>
+          <w:sz w:val="22"/>
+          <w:szCs w:val="22"/>
+        </w:rPr>
+        <w:t>posterior variability</w:t>
+      </w:r>
+      <w:r>
+        <w:rPr>
+          <w:color w:val="000000" w:themeColor="text1"/>
+          <w:spacing w:val="3"/>
+          <w:sz w:val="22"/>
+          <w:szCs w:val="22"/>
+        </w:rPr>
+        <w:t> in </w:t>
+      </w:r>
+      <w:r>
+        <w:rPr>
+          <w:rStyle w:val="mjx-char"/>
+          <w:color w:val="000000" w:themeColor="text1"/>
+          <w:sz w:val="22"/>
+          <w:szCs w:val="22"/>
+          <w:bdr w:val="none" w:sz="0" w:space="0" w:color="auto" w:frame="1"/>
+        </w:rPr>
+        <w:t>π</w:t>
+      </w:r>
+      <w:r>
+        <w:rPr>
+          <w:color w:val="000000" w:themeColor="text1"/>
+          <w:spacing w:val="3"/>
+          <w:sz w:val="22"/>
+          <w:szCs w:val="22"/>
+        </w:rPr>
+        <w:t>.</w:t>
+      </w:r>
+    </w:p>
+    <w:p>
+      <w:pPr>
+        <w:shd w:val="clear" w:color="auto" w:fill="FFFFFF"/>
+        <w:spacing w:beforeAutospacing="1" w:afterAutospacing="1"/>
+        <w:rPr>
+          <w:rStyle w:val="Strong"/>
+          <w:color w:val="000000" w:themeColor="text1"/>
+          <w:spacing w:val="3"/>
+          <w:sz w:val="22"/>
+          <w:szCs w:val="22"/>
+        </w:rPr>
+      </w:pPr>
+    </w:p>
+    <w:p>
+      <w:pPr>
+        <w:shd w:val="clear" w:color="auto" w:fill="FFFFFF"/>
+        <w:spacing w:beforeAutospacing="1" w:afterAutospacing="1"/>
         <w:rPr>
           <w:color w:val="000000" w:themeColor="text1"/>
           <w:spacing w:val="3"/>
@@ -5448,6 +6350,119 @@
     </w:lvl>
   </w:abstractNum>
   <w:abstractNum w:abstractNumId="1" w15:restartNumberingAfterBreak="0">
+    <w:nsid w:val="34A01E30"/>
+    <w:multiLevelType w:val="multilevel"/>
+    <w:tmpl w:val="8BDA9E42"/>
+    <w:lvl w:ilvl="0">
+      <w:start w:val="1"/>
+      <w:numFmt w:val="decimal"/>
+      <w:lvlText w:val="%1."/>
+      <w:lvlJc w:val="left"/>
+      <w:pPr>
+        <w:tabs>
+          <w:tab w:val="num" w:pos="720"/>
+        </w:tabs>
+        <w:ind w:left="720" w:hanging="360"/>
+      </w:pPr>
+    </w:lvl>
+    <w:lvl w:ilvl="1" w:tentative="1">
+      <w:start w:val="1"/>
+      <w:numFmt w:val="decimal"/>
+      <w:lvlText w:val="%2."/>
+      <w:lvlJc w:val="left"/>
+      <w:pPr>
+        <w:tabs>
+          <w:tab w:val="num" w:pos="1440"/>
+        </w:tabs>
+        <w:ind w:left="1440" w:hanging="360"/>
+      </w:pPr>
+    </w:lvl>
+    <w:lvl w:ilvl="2" w:tentative="1">
+      <w:start w:val="1"/>
+      <w:numFmt w:val="decimal"/>
+      <w:lvlText w:val="%3."/>
+      <w:lvlJc w:val="left"/>
+      <w:pPr>
+        <w:tabs>
+          <w:tab w:val="num" w:pos="2160"/>
+        </w:tabs>
+        <w:ind w:left="2160" w:hanging="360"/>
+      </w:pPr>
+    </w:lvl>
+    <w:lvl w:ilvl="3" w:tentative="1">
+      <w:start w:val="1"/>
+      <w:numFmt w:val="decimal"/>
+      <w:lvlText w:val="%4."/>
+      <w:lvlJc w:val="left"/>
+      <w:pPr>
+        <w:tabs>
+          <w:tab w:val="num" w:pos="2880"/>
+        </w:tabs>
+        <w:ind w:left="2880" w:hanging="360"/>
+      </w:pPr>
+    </w:lvl>
+    <w:lvl w:ilvl="4" w:tentative="1">
+      <w:start w:val="1"/>
+      <w:numFmt w:val="decimal"/>
+      <w:lvlText w:val="%5."/>
+      <w:lvlJc w:val="left"/>
+      <w:pPr>
+        <w:tabs>
+          <w:tab w:val="num" w:pos="3600"/>
+        </w:tabs>
+        <w:ind w:left="3600" w:hanging="360"/>
+      </w:pPr>
+    </w:lvl>
+    <w:lvl w:ilvl="5" w:tentative="1">
+      <w:start w:val="1"/>
+      <w:numFmt w:val="decimal"/>
+      <w:lvlText w:val="%6."/>
+      <w:lvlJc w:val="left"/>
+      <w:pPr>
+        <w:tabs>
+          <w:tab w:val="num" w:pos="4320"/>
+        </w:tabs>
+        <w:ind w:left="4320" w:hanging="360"/>
+      </w:pPr>
+    </w:lvl>
+    <w:lvl w:ilvl="6" w:tentative="1">
+      <w:start w:val="1"/>
+      <w:numFmt w:val="decimal"/>
+      <w:lvlText w:val="%7."/>
+      <w:lvlJc w:val="left"/>
+      <w:pPr>
+        <w:tabs>
+          <w:tab w:val="num" w:pos="5040"/>
+        </w:tabs>
+        <w:ind w:left="5040" w:hanging="360"/>
+      </w:pPr>
+    </w:lvl>
+    <w:lvl w:ilvl="7" w:tentative="1">
+      <w:start w:val="1"/>
+      <w:numFmt w:val="decimal"/>
+      <w:lvlText w:val="%8."/>
+      <w:lvlJc w:val="left"/>
+      <w:pPr>
+        <w:tabs>
+          <w:tab w:val="num" w:pos="5760"/>
+        </w:tabs>
+        <w:ind w:left="5760" w:hanging="360"/>
+      </w:pPr>
+    </w:lvl>
+    <w:lvl w:ilvl="8" w:tentative="1">
+      <w:start w:val="1"/>
+      <w:numFmt w:val="decimal"/>
+      <w:lvlText w:val="%9."/>
+      <w:lvlJc w:val="left"/>
+      <w:pPr>
+        <w:tabs>
+          <w:tab w:val="num" w:pos="6480"/>
+        </w:tabs>
+        <w:ind w:left="6480" w:hanging="360"/>
+      </w:pPr>
+    </w:lvl>
+  </w:abstractNum>
+  <w:abstractNum w:abstractNumId="2" w15:restartNumberingAfterBreak="0">
     <w:nsid w:val="3D506E17"/>
     <w:multiLevelType w:val="hybridMultilevel"/>
     <w:tmpl w:val="BC7C6748"/>
@@ -5560,7 +6575,7 @@
       </w:rPr>
     </w:lvl>
   </w:abstractNum>
-  <w:abstractNum w:abstractNumId="2" w15:restartNumberingAfterBreak="0">
+  <w:abstractNum w:abstractNumId="3" w15:restartNumberingAfterBreak="0">
     <w:nsid w:val="45481019"/>
     <w:multiLevelType w:val="multilevel"/>
     <w:tmpl w:val="818080C2"/>
@@ -5709,7 +6724,7 @@
       </w:rPr>
     </w:lvl>
   </w:abstractNum>
-  <w:abstractNum w:abstractNumId="3" w15:restartNumberingAfterBreak="0">
+  <w:abstractNum w:abstractNumId="4" w15:restartNumberingAfterBreak="0">
     <w:nsid w:val="4779283F"/>
     <w:multiLevelType w:val="multilevel"/>
     <w:tmpl w:val="43103E9E"/>
@@ -5858,7 +6873,7 @@
       </w:rPr>
     </w:lvl>
   </w:abstractNum>
-  <w:abstractNum w:abstractNumId="4" w15:restartNumberingAfterBreak="0">
+  <w:abstractNum w:abstractNumId="5" w15:restartNumberingAfterBreak="0">
     <w:nsid w:val="48FE6C46"/>
     <w:multiLevelType w:val="multilevel"/>
     <w:tmpl w:val="F9B659E0"/>
@@ -6007,7 +7022,7 @@
       </w:rPr>
     </w:lvl>
   </w:abstractNum>
-  <w:abstractNum w:abstractNumId="5" w15:restartNumberingAfterBreak="0">
+  <w:abstractNum w:abstractNumId="6" w15:restartNumberingAfterBreak="0">
     <w:nsid w:val="4FB52926"/>
     <w:multiLevelType w:val="multilevel"/>
     <w:tmpl w:val="A9C0B492"/>
@@ -6156,7 +7171,7 @@
       </w:rPr>
     </w:lvl>
   </w:abstractNum>
-  <w:abstractNum w:abstractNumId="6" w15:restartNumberingAfterBreak="0">
+  <w:abstractNum w:abstractNumId="7" w15:restartNumberingAfterBreak="0">
     <w:nsid w:val="5ACB5B39"/>
     <w:multiLevelType w:val="hybridMultilevel"/>
     <w:tmpl w:val="08867286"/>
@@ -6268,7 +7283,7 @@
       </w:rPr>
     </w:lvl>
   </w:abstractNum>
-  <w:abstractNum w:abstractNumId="7" w15:restartNumberingAfterBreak="0">
+  <w:abstractNum w:abstractNumId="8" w15:restartNumberingAfterBreak="0">
     <w:nsid w:val="5E9C4F62"/>
     <w:multiLevelType w:val="multilevel"/>
     <w:tmpl w:val="3C40C8BA"/>
@@ -6381,7 +7396,7 @@
       </w:pPr>
     </w:lvl>
   </w:abstractNum>
-  <w:abstractNum w:abstractNumId="8" w15:restartNumberingAfterBreak="0">
+  <w:abstractNum w:abstractNumId="9" w15:restartNumberingAfterBreak="0">
     <w:nsid w:val="64E56D76"/>
     <w:multiLevelType w:val="hybridMultilevel"/>
     <w:tmpl w:val="987099C6"/>
@@ -6469,7 +7484,7 @@
       </w:pPr>
     </w:lvl>
   </w:abstractNum>
-  <w:abstractNum w:abstractNumId="9" w15:restartNumberingAfterBreak="0">
+  <w:abstractNum w:abstractNumId="10" w15:restartNumberingAfterBreak="0">
     <w:nsid w:val="6E185FEB"/>
     <w:multiLevelType w:val="multilevel"/>
     <w:tmpl w:val="09A663B2"/>
@@ -6618,7 +7633,7 @@
       </w:rPr>
     </w:lvl>
   </w:abstractNum>
-  <w:abstractNum w:abstractNumId="10" w15:restartNumberingAfterBreak="0">
+  <w:abstractNum w:abstractNumId="11" w15:restartNumberingAfterBreak="0">
     <w:nsid w:val="6E9C28AE"/>
     <w:multiLevelType w:val="multilevel"/>
     <w:tmpl w:val="C71E3D26"/>
@@ -6731,7 +7746,7 @@
       </w:pPr>
     </w:lvl>
   </w:abstractNum>
-  <w:abstractNum w:abstractNumId="11" w15:restartNumberingAfterBreak="0">
+  <w:abstractNum w:abstractNumId="12" w15:restartNumberingAfterBreak="0">
     <w:nsid w:val="76CA72F1"/>
     <w:multiLevelType w:val="multilevel"/>
     <w:tmpl w:val="8EF02330"/>
@@ -6881,40 +7896,43 @@
     </w:lvl>
   </w:abstractNum>
   <w:num w:numId="1" w16cid:durableId="1342194977">
-    <w:abstractNumId w:val="6"/>
+    <w:abstractNumId w:val="7"/>
   </w:num>
   <w:num w:numId="2" w16cid:durableId="1327518737">
+    <w:abstractNumId w:val="9"/>
+  </w:num>
+  <w:num w:numId="3" w16cid:durableId="259221159">
+    <w:abstractNumId w:val="2"/>
+  </w:num>
+  <w:num w:numId="4" w16cid:durableId="746608386">
+    <w:abstractNumId w:val="12"/>
+  </w:num>
+  <w:num w:numId="5" w16cid:durableId="133067903">
+    <w:abstractNumId w:val="3"/>
+  </w:num>
+  <w:num w:numId="6" w16cid:durableId="150220007">
     <w:abstractNumId w:val="8"/>
   </w:num>
-  <w:num w:numId="3" w16cid:durableId="259221159">
-    <w:abstractNumId w:val="1"/>
-  </w:num>
-  <w:num w:numId="4" w16cid:durableId="746608386">
-    <w:abstractNumId w:val="11"/>
-  </w:num>
-  <w:num w:numId="5" w16cid:durableId="133067903">
-    <w:abstractNumId w:val="2"/>
-  </w:num>
-  <w:num w:numId="6" w16cid:durableId="150220007">
-    <w:abstractNumId w:val="7"/>
-  </w:num>
   <w:num w:numId="7" w16cid:durableId="558053480">
-    <w:abstractNumId w:val="4"/>
+    <w:abstractNumId w:val="5"/>
   </w:num>
   <w:num w:numId="8" w16cid:durableId="1689984628">
     <w:abstractNumId w:val="0"/>
   </w:num>
   <w:num w:numId="9" w16cid:durableId="364184363">
+    <w:abstractNumId w:val="11"/>
+  </w:num>
+  <w:num w:numId="10" w16cid:durableId="1654750466">
+    <w:abstractNumId w:val="4"/>
+  </w:num>
+  <w:num w:numId="11" w16cid:durableId="305551996">
     <w:abstractNumId w:val="10"/>
   </w:num>
-  <w:num w:numId="10" w16cid:durableId="1654750466">
-    <w:abstractNumId w:val="3"/>
+  <w:num w:numId="12" w16cid:durableId="2115049031">
+    <w:abstractNumId w:val="6"/>
   </w:num>
-  <w:num w:numId="11" w16cid:durableId="305551996">
-    <w:abstractNumId w:val="9"/>
-  </w:num>
-  <w:num w:numId="12" w16cid:durableId="2115049031">
-    <w:abstractNumId w:val="5"/>
+  <w:num w:numId="13" w16cid:durableId="1503159817">
+    <w:abstractNumId w:val="1"/>
   </w:num>
 </w:numbering>
 </file>
